--- a/pr-preview/pr-204/chapters/conciseness-tracked-changes.docx
+++ b/pr-preview/pr-204/chapters/conciseness-tracked-changes.docx
@@ -16,7 +16,7 @@
       </w:pPr>
       <w:del w:id="1" w:author="PR Preview" w:date="2026-01-01T00:00:00Z">
         <w:r>
-          <w:delText xml:space="preserve">Last modified: 2026-10-14 08:02:01 (PDT)</w:delText>
+          <w:delText xml:space="preserve">Last modified: 2026-10-16 03:13:33 (PDT)</w:delText>
         </w:r>
       </w:del>
     </w:p>
@@ -26,7 +26,7 @@
       </w:pPr>
       <w:ins w:id="2" w:author="PR Preview" w:date="2026-01-01T00:00:00Z">
         <w:r>
-          <w:t xml:space="preserve">Last modified: 2026-10-14 12:30:37 (PDT)</w:t>
+          <w:t xml:space="preserve">Last modified: 2026-10-16 03:17:34 (PDT)</w:t>
         </w:r>
       </w:ins>
     </w:p>
@@ -202,7 +202,7 @@
         <w:t xml:space="preserve">do so.</w:t>
       </w:r>
     </w:p>
-    <w:bookmarkStart w:id="12" w:name="common-ways-to-improve-conciseness"/>
+    <w:bookmarkStart w:id="13" w:name="common-ways-to-improve-conciseness"/>
     <w:p>
       <w:pPr>
         <w:pStyle w:val="Heading2"/>
@@ -514,61 +514,182 @@
       <w:r>
         <w:t xml:space="preserve">but about removing words that do not contribute to meaning or clarity.</w:t>
       </w:r>
-    </w:p>
-    <w:bookmarkEnd w:id="12"/>
-    <w:bookmarkStart w:id="14" w:name="write-in-the-active-voice"/>
-    <w:p>
-      <w:pPr>
-        <w:pStyle w:val="Heading2"/>
-      </w:pPr>
-      <w:r>
-        <w:t xml:space="preserve">2 Write in the active voice</w:t>
-      </w:r>
-    </w:p>
-    <w:p>
-      <w:pPr>
-        <w:pStyle w:val="FirstParagraph"/>
-      </w:pPr>
-      <w:r>
-        <w:t xml:space="preserve">Use the</w:t>
-      </w:r>
-      <w:r>
-        <w:t xml:space="preserve"> </w:t>
-      </w:r>
-      <w:hyperlink r:id="rId13">
+      <w:r>
+        <w:t xml:space="preserve"> </w:t>
+      </w:r>
+      <w:r>
+        <w:t xml:space="preserve">Keep a clause or a technical term when removing it would lose meaning or precision,</w:t>
+      </w:r>
+      <w:r>
+        <w:t xml:space="preserve"> </w:t>
+      </w:r>
+      <w:r>
+        <w:t xml:space="preserve">and never replace an honest</w:t>
+      </w:r>
+      <w:r>
+        <w:t xml:space="preserve"> </w:t>
+      </w:r>
+      <w:hyperlink r:id="rId12">
         <w:r>
           <w:rPr>
             <w:rStyle w:val="Hyperlink"/>
           </w:rPr>
-          <w:t xml:space="preserve">active voice</w:t>
+          <w:t xml:space="preserve">hedge</w:t>
         </w:r>
       </w:hyperlink>
       <w:r>
         <w:t xml:space="preserve"> </w:t>
       </w:r>
       <w:r>
-        <w:t xml:space="preserve">unless you have a specific reason to use the passive.</w:t>
-      </w:r>
-      <w:r>
-        <w:t xml:space="preserve"> </w:t>
-      </w:r>
-      <w:r>
-        <w:t xml:space="preserve">An active sentence names who did what, and it is usually shorter.</w:t>
-      </w:r>
-      <w:r>
-        <w:t xml:space="preserve"> </w:t>
-      </w:r>
-      <w:r>
-        <w:t xml:space="preserve">A passive sentence can hide the actor, and the reader then has to guess who made the choice.</w:t>
-      </w:r>
+        <w:t xml:space="preserve">with false confidence.</w:t>
+      </w:r>
+    </w:p>
+    <w:bookmarkEnd w:id="13"/>
+    <w:bookmarkStart w:id="14" w:name="make-every-word-tell"/>
+    <w:p>
+      <w:pPr>
+        <w:pStyle w:val="Heading2"/>
+      </w:pPr>
+      <w:del w:id="3" w:author="PR Preview" w:date="2026-01-01T00:00:00Z">
+        <w:r>
+          <w:delText xml:space="preserve">2 Write in the active voice</w:delText>
+        </w:r>
+      </w:del>
+    </w:p>
+    <w:p>
+      <w:pPr>
+        <w:pStyle w:val="Heading2"/>
+      </w:pPr>
+      <w:ins w:id="4" w:author="PR Preview" w:date="2026-01-01T00:00:00Z">
+        <w:r>
+          <w:t xml:space="preserve">2 Make every word tell</w:t>
+        </w:r>
+      </w:ins>
+    </w:p>
+    <w:p>
+      <w:pPr>
+        <w:pStyle w:val="FirstParagraph"/>
+      </w:pPr>
+      <w:ins w:id="5" w:author="PR Preview" w:date="2026-01-01T00:00:00Z">
+        <w:r>
+          <w:t xml:space="preserve">Strunk’s rule 13 states the principle:</w:t>
+        </w:r>
+      </w:ins>
+      <w:ins w:id="6" w:author="PR Preview" w:date="2026-01-01T00:00:00Z">
+        <w:r>
+          <w:t xml:space="preserve"> </w:t>
+        </w:r>
+      </w:ins>
+      <w:ins w:id="7" w:author="PR Preview" w:date="2026-01-01T00:00:00Z">
+        <w:r>
+          <w:t xml:space="preserve">“Vigorous writing is concise.</w:t>
+        </w:r>
+      </w:ins>
+      <w:ins w:id="8" w:author="PR Preview" w:date="2026-01-01T00:00:00Z">
+        <w:r>
+          <w:t xml:space="preserve"> </w:t>
+        </w:r>
+      </w:ins>
+      <w:ins w:id="9" w:author="PR Preview" w:date="2026-01-01T00:00:00Z">
+        <w:r>
+          <w:t xml:space="preserve">A sentence should contain no unnecessary words,</w:t>
+        </w:r>
+      </w:ins>
+      <w:ins w:id="10" w:author="PR Preview" w:date="2026-01-01T00:00:00Z">
+        <w:r>
+          <w:t xml:space="preserve"> </w:t>
+        </w:r>
+      </w:ins>
+      <w:ins w:id="11" w:author="PR Preview" w:date="2026-01-01T00:00:00Z">
+        <w:r>
+          <w:t xml:space="preserve">a paragraph no unnecessary sentences,</w:t>
+        </w:r>
+      </w:ins>
+      <w:ins w:id="12" w:author="PR Preview" w:date="2026-01-01T00:00:00Z">
+        <w:r>
+          <w:t xml:space="preserve"> </w:t>
+        </w:r>
+      </w:ins>
+      <w:ins w:id="13" w:author="PR Preview" w:date="2026-01-01T00:00:00Z">
+        <w:r>
+          <w:t xml:space="preserve">for the same reason that a drawing should have no unnecessary lines</w:t>
+        </w:r>
+      </w:ins>
+      <w:ins w:id="14" w:author="PR Preview" w:date="2026-01-01T00:00:00Z">
+        <w:r>
+          <w:t xml:space="preserve"> </w:t>
+        </w:r>
+      </w:ins>
+      <w:ins w:id="15" w:author="PR Preview" w:date="2026-01-01T00:00:00Z">
+        <w:r>
+          <w:t xml:space="preserve">and a machine no unnecessary parts.”</w:t>
+        </w:r>
+      </w:ins>
+      <w:ins w:id="16" w:author="PR Preview" w:date="2026-01-01T00:00:00Z">
+        <w:r>
+          <w:t xml:space="preserve"> </w:t>
+        </w:r>
+      </w:ins>
+      <w:ins w:id="17" w:author="PR Preview" w:date="2026-01-01T00:00:00Z">
+        <w:r>
+          <w:t xml:space="preserve">He adds that this</w:t>
+        </w:r>
+      </w:ins>
+      <w:ins w:id="18" w:author="PR Preview" w:date="2026-01-01T00:00:00Z">
+        <w:r>
+          <w:t xml:space="preserve"> </w:t>
+        </w:r>
+      </w:ins>
+      <w:ins w:id="19" w:author="PR Preview" w:date="2026-01-01T00:00:00Z">
+        <w:r>
+          <w:t xml:space="preserve">“requires not that the writer make all his sentences short,</w:t>
+        </w:r>
+      </w:ins>
+      <w:ins w:id="20" w:author="PR Preview" w:date="2026-01-01T00:00:00Z">
+        <w:r>
+          <w:t xml:space="preserve"> </w:t>
+        </w:r>
+      </w:ins>
+      <w:ins w:id="21" w:author="PR Preview" w:date="2026-01-01T00:00:00Z">
+        <w:r>
+          <w:t xml:space="preserve">or that he avoid all detail and treat his subjects only in outline,</w:t>
+        </w:r>
+      </w:ins>
+      <w:ins w:id="22" w:author="PR Preview" w:date="2026-01-01T00:00:00Z">
+        <w:r>
+          <w:t xml:space="preserve"> </w:t>
+        </w:r>
+      </w:ins>
+      <w:ins w:id="23" w:author="PR Preview" w:date="2026-01-01T00:00:00Z">
+        <w:r>
+          <w:t xml:space="preserve">but that he make every word tell”</w:t>
+        </w:r>
+      </w:ins>
+      <w:ins w:id="24" w:author="PR Preview" w:date="2026-01-01T00:00:00Z">
+        <w:r>
+          <w:t xml:space="preserve"> </w:t>
+        </w:r>
+      </w:ins>
+      <w:ins w:id="25" w:author="PR Preview" w:date="2026-01-01T00:00:00Z">
+        <w:r>
+          <w:t xml:space="preserve">(Strunk 1920, rule 13)</w:t>
+        </w:r>
+      </w:ins>
+      <w:ins w:id="26" w:author="PR Preview" w:date="2026-01-01T00:00:00Z">
+        <w:r>
+          <w:t xml:space="preserve">.</w:t>
+        </w:r>
+      </w:ins>
     </w:p>
     <w:p>
       <w:pPr>
         <w:pStyle w:val="BodyText"/>
       </w:pPr>
-      <w:r>
-        <w:t xml:space="preserve">Choose the actor by who did the work:</w:t>
-      </w:r>
+      <w:ins w:id="27" w:author="PR Preview" w:date="2026-01-01T00:00:00Z">
+        <w:r>
+          <w:t xml:space="preserve">Strunk’s examples of expressions that waste words:</w:t>
+        </w:r>
+      </w:ins>
     </w:p>
     <w:p>
       <w:pPr>
@@ -578,36 +699,31 @@
           <w:numId w:val="1006"/>
         </w:numPr>
       </w:pPr>
-      <w:r>
-        <w:t xml:space="preserve">Use</w:t>
-      </w:r>
-      <w:r>
-        <w:t xml:space="preserve"> </w:t>
-      </w:r>
-      <w:r>
-        <w:t xml:space="preserve">“I”</w:t>
-      </w:r>
-      <w:r>
-        <w:t xml:space="preserve"> </w:t>
-      </w:r>
-      <w:r>
-        <w:t xml:space="preserve">for what the author did, such as a choice the author made or a step in the author’s analysis.</w:t>
-      </w:r>
-      <w:r>
-        <w:t xml:space="preserve"> </w:t>
-      </w:r>
-      <w:r>
-        <w:t xml:space="preserve">With several authors, use</w:t>
-      </w:r>
-      <w:r>
-        <w:t xml:space="preserve"> </w:t>
-      </w:r>
-      <w:r>
-        <w:t xml:space="preserve">“we”</w:t>
-      </w:r>
-      <w:r>
-        <w:t xml:space="preserve">.</w:t>
-      </w:r>
+      <w:ins w:id="28" w:author="PR Preview" w:date="2026-01-01T00:00:00Z">
+        <w:r>
+          <w:t xml:space="preserve">“the question as to whether”</w:t>
+        </w:r>
+      </w:ins>
+      <w:ins w:id="29" w:author="PR Preview" w:date="2026-01-01T00:00:00Z">
+        <w:r>
+          <w:t xml:space="preserve"> </w:t>
+        </w:r>
+      </w:ins>
+      <w:ins w:id="30" w:author="PR Preview" w:date="2026-01-01T00:00:00Z">
+        <w:r>
+          <w:t xml:space="preserve">→</w:t>
+        </w:r>
+      </w:ins>
+      <w:ins w:id="31" w:author="PR Preview" w:date="2026-01-01T00:00:00Z">
+        <w:r>
+          <w:t xml:space="preserve"> </w:t>
+        </w:r>
+      </w:ins>
+      <w:ins w:id="32" w:author="PR Preview" w:date="2026-01-01T00:00:00Z">
+        <w:r>
+          <w:t xml:space="preserve">“whether”</w:t>
+        </w:r>
+      </w:ins>
     </w:p>
     <w:p>
       <w:pPr>
@@ -617,73 +733,268 @@
           <w:numId w:val="1006"/>
         </w:numPr>
       </w:pPr>
-      <w:r>
-        <w:t xml:space="preserve">Use</w:t>
-      </w:r>
-      <w:r>
-        <w:t xml:space="preserve"> </w:t>
-      </w:r>
-      <w:r>
-        <w:t xml:space="preserve">“we”</w:t>
-      </w:r>
-      <w:r>
-        <w:t xml:space="preserve"> </w:t>
-      </w:r>
-      <w:r>
-        <w:t xml:space="preserve">when the author and the reader work through an argument together, as in</w:t>
-      </w:r>
-      <w:r>
-        <w:t xml:space="preserve"> </w:t>
-      </w:r>
-      <w:r>
-        <w:t xml:space="preserve">“we now compute the gradient”</w:t>
-      </w:r>
-      <w:r>
-        <w:t xml:space="preserve">.</w:t>
-      </w:r>
-    </w:p>
-    <w:p>
-      <w:pPr>
-        <w:pStyle w:val="BlockText"/>
-      </w:pPr>
-      <w:r>
-        <w:t xml:space="preserve">❌ The minimum was found exactly, and the model was chosen by eye.</w:t>
-      </w:r>
-    </w:p>
-    <w:p>
-      <w:pPr>
-        <w:pStyle w:val="BlockText"/>
-      </w:pPr>
-      <w:r>
-        <w:t xml:space="preserve">✅ We found the minimum exactly, and we chose the model by eye.</w:t>
-      </w:r>
-      <w:r>
-        <w:t xml:space="preserve"> </w:t>
-      </w:r>
-      <w:r>
-        <w:t xml:space="preserve">(The author and reader work through the example together.)</w:t>
-      </w:r>
-    </w:p>
-    <w:p>
-      <w:pPr>
-        <w:pStyle w:val="BlockText"/>
-      </w:pPr>
-      <w:r>
-        <w:t xml:space="preserve">✅ I chose the model by eye, because the study had five points.</w:t>
-      </w:r>
-      <w:r>
-        <w:t xml:space="preserve"> </w:t>
-      </w:r>
-      <w:r>
-        <w:t xml:space="preserve">(A single author reports a choice.)</w:t>
-      </w:r>
+      <w:ins w:id="33" w:author="PR Preview" w:date="2026-01-01T00:00:00Z">
+        <w:r>
+          <w:t xml:space="preserve">“used for fuel purposes”</w:t>
+        </w:r>
+      </w:ins>
+      <w:ins w:id="34" w:author="PR Preview" w:date="2026-01-01T00:00:00Z">
+        <w:r>
+          <w:t xml:space="preserve"> </w:t>
+        </w:r>
+      </w:ins>
+      <w:ins w:id="35" w:author="PR Preview" w:date="2026-01-01T00:00:00Z">
+        <w:r>
+          <w:t xml:space="preserve">→</w:t>
+        </w:r>
+      </w:ins>
+      <w:ins w:id="36" w:author="PR Preview" w:date="2026-01-01T00:00:00Z">
+        <w:r>
+          <w:t xml:space="preserve"> </w:t>
+        </w:r>
+      </w:ins>
+      <w:ins w:id="37" w:author="PR Preview" w:date="2026-01-01T00:00:00Z">
+        <w:r>
+          <w:t xml:space="preserve">“used for fuel”</w:t>
+        </w:r>
+      </w:ins>
+    </w:p>
+    <w:p>
+      <w:pPr>
+        <w:pStyle w:val="Compact"/>
+        <w:numPr>
+          <w:ilvl w:val="0"/>
+          <w:numId w:val="1006"/>
+        </w:numPr>
+      </w:pPr>
+      <w:ins w:id="38" w:author="PR Preview" w:date="2026-01-01T00:00:00Z">
+        <w:r>
+          <w:t xml:space="preserve">“in a hasty manner”</w:t>
+        </w:r>
+      </w:ins>
+      <w:ins w:id="39" w:author="PR Preview" w:date="2026-01-01T00:00:00Z">
+        <w:r>
+          <w:t xml:space="preserve"> </w:t>
+        </w:r>
+      </w:ins>
+      <w:ins w:id="40" w:author="PR Preview" w:date="2026-01-01T00:00:00Z">
+        <w:r>
+          <w:t xml:space="preserve">→</w:t>
+        </w:r>
+      </w:ins>
+      <w:ins w:id="41" w:author="PR Preview" w:date="2026-01-01T00:00:00Z">
+        <w:r>
+          <w:t xml:space="preserve"> </w:t>
+        </w:r>
+      </w:ins>
+      <w:ins w:id="42" w:author="PR Preview" w:date="2026-01-01T00:00:00Z">
+        <w:r>
+          <w:t xml:space="preserve">“hastily”</w:t>
+        </w:r>
+      </w:ins>
+    </w:p>
+    <w:p>
+      <w:pPr>
+        <w:pStyle w:val="Compact"/>
+        <w:numPr>
+          <w:ilvl w:val="0"/>
+          <w:numId w:val="1006"/>
+        </w:numPr>
+      </w:pPr>
+      <w:ins w:id="43" w:author="PR Preview" w:date="2026-01-01T00:00:00Z">
+        <w:r>
+          <w:t xml:space="preserve">“owing to the fact that”</w:t>
+        </w:r>
+      </w:ins>
+      <w:ins w:id="44" w:author="PR Preview" w:date="2026-01-01T00:00:00Z">
+        <w:r>
+          <w:t xml:space="preserve"> </w:t>
+        </w:r>
+      </w:ins>
+      <w:ins w:id="45" w:author="PR Preview" w:date="2026-01-01T00:00:00Z">
+        <w:r>
+          <w:t xml:space="preserve">→</w:t>
+        </w:r>
+      </w:ins>
+      <w:ins w:id="46" w:author="PR Preview" w:date="2026-01-01T00:00:00Z">
+        <w:r>
+          <w:t xml:space="preserve"> </w:t>
+        </w:r>
+      </w:ins>
+      <w:ins w:id="47" w:author="PR Preview" w:date="2026-01-01T00:00:00Z">
+        <w:r>
+          <w:t xml:space="preserve">“since”</w:t>
+        </w:r>
+      </w:ins>
+    </w:p>
+    <w:p>
+      <w:pPr>
+        <w:pStyle w:val="Compact"/>
+        <w:numPr>
+          <w:ilvl w:val="0"/>
+          <w:numId w:val="1006"/>
+        </w:numPr>
+      </w:pPr>
+      <w:ins w:id="48" w:author="PR Preview" w:date="2026-01-01T00:00:00Z">
+        <w:r>
+          <w:t xml:space="preserve">“the fact that he had not succeeded”</w:t>
+        </w:r>
+      </w:ins>
+      <w:ins w:id="49" w:author="PR Preview" w:date="2026-01-01T00:00:00Z">
+        <w:r>
+          <w:t xml:space="preserve"> </w:t>
+        </w:r>
+      </w:ins>
+      <w:ins w:id="50" w:author="PR Preview" w:date="2026-01-01T00:00:00Z">
+        <w:r>
+          <w:t xml:space="preserve">→</w:t>
+        </w:r>
+      </w:ins>
+      <w:ins w:id="51" w:author="PR Preview" w:date="2026-01-01T00:00:00Z">
+        <w:r>
+          <w:t xml:space="preserve"> </w:t>
+        </w:r>
+      </w:ins>
+      <w:ins w:id="52" w:author="PR Preview" w:date="2026-01-01T00:00:00Z">
+        <w:r>
+          <w:t xml:space="preserve">“his failure”</w:t>
+        </w:r>
+      </w:ins>
+    </w:p>
+    <w:p>
+      <w:pPr>
+        <w:pStyle w:val="Compact"/>
+        <w:numPr>
+          <w:ilvl w:val="0"/>
+          <w:numId w:val="1006"/>
+        </w:numPr>
+      </w:pPr>
+      <w:ins w:id="53" w:author="PR Preview" w:date="2026-01-01T00:00:00Z">
+        <w:r>
+          <w:t xml:space="preserve">“His brother, who is a member of the same firm”</w:t>
+        </w:r>
+      </w:ins>
+      <w:ins w:id="54" w:author="PR Preview" w:date="2026-01-01T00:00:00Z">
+        <w:r>
+          <w:t xml:space="preserve"> </w:t>
+        </w:r>
+      </w:ins>
+      <w:ins w:id="55" w:author="PR Preview" w:date="2026-01-01T00:00:00Z">
+        <w:r>
+          <w:t xml:space="preserve">→</w:t>
+        </w:r>
+      </w:ins>
+      <w:ins w:id="56" w:author="PR Preview" w:date="2026-01-01T00:00:00Z">
+        <w:r>
+          <w:t xml:space="preserve"> </w:t>
+        </w:r>
+      </w:ins>
+      <w:ins w:id="57" w:author="PR Preview" w:date="2026-01-01T00:00:00Z">
+        <w:r>
+          <w:t xml:space="preserve">“His brother, a member of the same firm”</w:t>
+        </w:r>
+      </w:ins>
     </w:p>
     <w:p>
       <w:pPr>
         <w:pStyle w:val="FirstParagraph"/>
       </w:pPr>
-      <w:r>
-        <w:t xml:space="preserve">Passive voice is the right choice in a few cases:</w:t>
+      <w:ins w:id="58" w:author="PR Preview" w:date="2026-01-01T00:00:00Z">
+        <w:r>
+          <w:t xml:space="preserve">The same rule applies to statistical writing:</w:t>
+        </w:r>
+      </w:ins>
+      <w:ins w:id="59" w:author="PR Preview" w:date="2026-01-01T00:00:00Z">
+        <w:r>
+          <w:t xml:space="preserve"> </w:t>
+        </w:r>
+      </w:ins>
+      <w:ins w:id="60" w:author="PR Preview" w:date="2026-01-01T00:00:00Z">
+        <w:r>
+          <w:t xml:space="preserve">“We conducted an analysis of the data to determine whether there is an association between smoking and lung cancer”</w:t>
+        </w:r>
+      </w:ins>
+      <w:ins w:id="61" w:author="PR Preview" w:date="2026-01-01T00:00:00Z">
+        <w:r>
+          <w:t xml:space="preserve"> </w:t>
+        </w:r>
+      </w:ins>
+      <w:ins w:id="62" w:author="PR Preview" w:date="2026-01-01T00:00:00Z">
+        <w:r>
+          <w:t xml:space="preserve">becomes</w:t>
+        </w:r>
+      </w:ins>
+      <w:ins w:id="63" w:author="PR Preview" w:date="2026-01-01T00:00:00Z">
+        <w:r>
+          <w:t xml:space="preserve"> </w:t>
+        </w:r>
+      </w:ins>
+      <w:ins w:id="64" w:author="PR Preview" w:date="2026-01-01T00:00:00Z">
+        <w:r>
+          <w:t xml:space="preserve">“We tested whether smoking is associated with lung cancer”</w:t>
+        </w:r>
+      </w:ins>
+      <w:ins w:id="65" w:author="PR Preview" w:date="2026-01-01T00:00:00Z">
+        <w:r>
+          <w:t xml:space="preserve">.</w:t>
+        </w:r>
+      </w:ins>
+    </w:p>
+    <w:bookmarkEnd w:id="14"/>
+    <w:bookmarkStart w:id="16" w:name="write-in-the-active-voice"/>
+    <w:p>
+      <w:pPr>
+        <w:pStyle w:val="Heading2"/>
+      </w:pPr>
+      <w:ins w:id="66" w:author="PR Preview" w:date="2026-01-01T00:00:00Z">
+        <w:r>
+          <w:t xml:space="preserve">3 Write in the active voice</w:t>
+        </w:r>
+      </w:ins>
+    </w:p>
+    <w:p>
+      <w:pPr>
+        <w:pStyle w:val="FirstParagraph"/>
+      </w:pPr>
+      <w:r>
+        <w:t xml:space="preserve">Use the</w:t>
+      </w:r>
+      <w:r>
+        <w:t xml:space="preserve"> </w:t>
+      </w:r>
+      <w:hyperlink r:id="rId15">
+        <w:r>
+          <w:rPr>
+            <w:rStyle w:val="Hyperlink"/>
+          </w:rPr>
+          <w:t xml:space="preserve">active voice</w:t>
+        </w:r>
+      </w:hyperlink>
+      <w:r>
+        <w:t xml:space="preserve"> </w:t>
+      </w:r>
+      <w:r>
+        <w:t xml:space="preserve">unless you have a specific reason to use the passive.</w:t>
+      </w:r>
+      <w:r>
+        <w:t xml:space="preserve"> </w:t>
+      </w:r>
+      <w:r>
+        <w:t xml:space="preserve">An active sentence names who did what, and it is usually shorter.</w:t>
+      </w:r>
+      <w:r>
+        <w:t xml:space="preserve"> </w:t>
+      </w:r>
+      <w:r>
+        <w:t xml:space="preserve">A passive sentence can hide the actor, and the reader then has to guess who made the choice.</w:t>
+      </w:r>
+    </w:p>
+    <w:p>
+      <w:pPr>
+        <w:pStyle w:val="BodyText"/>
+      </w:pPr>
+      <w:r>
+        <w:t xml:space="preserve">Choose the actor by who did the work:</w:t>
       </w:r>
     </w:p>
     <w:p>
@@ -695,13 +1006,34 @@
         </w:numPr>
       </w:pPr>
       <w:r>
-        <w:t xml:space="preserve">The actor is unknown or does not matter, as in</w:t>
-      </w:r>
-      <w:r>
-        <w:t xml:space="preserve"> </w:t>
-      </w:r>
-      <w:r>
-        <w:t xml:space="preserve">“The samples were contaminated.”</w:t>
+        <w:t xml:space="preserve">Use</w:t>
+      </w:r>
+      <w:r>
+        <w:t xml:space="preserve"> </w:t>
+      </w:r>
+      <w:r>
+        <w:t xml:space="preserve">“I”</w:t>
+      </w:r>
+      <w:r>
+        <w:t xml:space="preserve"> </w:t>
+      </w:r>
+      <w:r>
+        <w:t xml:space="preserve">for what the author did, such as a choice the author made or a step in the author’s analysis.</w:t>
+      </w:r>
+      <w:r>
+        <w:t xml:space="preserve"> </w:t>
+      </w:r>
+      <w:r>
+        <w:t xml:space="preserve">With several authors, use</w:t>
+      </w:r>
+      <w:r>
+        <w:t xml:space="preserve"> </w:t>
+      </w:r>
+      <w:r>
+        <w:t xml:space="preserve">“we”</w:t>
+      </w:r>
+      <w:r>
+        <w:t xml:space="preserve">.</w:t>
       </w:r>
     </w:p>
     <w:p>
@@ -713,7 +1045,72 @@
         </w:numPr>
       </w:pPr>
       <w:r>
-        <w:t xml:space="preserve">The receiver of the action is the topic of the paragraph, and the sentence is easier to follow with it as the subject.</w:t>
+        <w:t xml:space="preserve">Use</w:t>
+      </w:r>
+      <w:r>
+        <w:t xml:space="preserve"> </w:t>
+      </w:r>
+      <w:r>
+        <w:t xml:space="preserve">“we”</w:t>
+      </w:r>
+      <w:r>
+        <w:t xml:space="preserve"> </w:t>
+      </w:r>
+      <w:r>
+        <w:t xml:space="preserve">when the author and the reader work through an argument together, as in</w:t>
+      </w:r>
+      <w:r>
+        <w:t xml:space="preserve"> </w:t>
+      </w:r>
+      <w:r>
+        <w:t xml:space="preserve">“we now compute the gradient”</w:t>
+      </w:r>
+      <w:r>
+        <w:t xml:space="preserve">.</w:t>
+      </w:r>
+    </w:p>
+    <w:p>
+      <w:pPr>
+        <w:pStyle w:val="BlockText"/>
+      </w:pPr>
+      <w:r>
+        <w:t xml:space="preserve">❌ The minimum was found exactly, and the model was chosen by eye.</w:t>
+      </w:r>
+    </w:p>
+    <w:p>
+      <w:pPr>
+        <w:pStyle w:val="BlockText"/>
+      </w:pPr>
+      <w:r>
+        <w:t xml:space="preserve">✅ We found the minimum exactly, and we chose the model by eye.</w:t>
+      </w:r>
+      <w:r>
+        <w:t xml:space="preserve"> </w:t>
+      </w:r>
+      <w:r>
+        <w:t xml:space="preserve">(The author and reader work through the example together.)</w:t>
+      </w:r>
+    </w:p>
+    <w:p>
+      <w:pPr>
+        <w:pStyle w:val="BlockText"/>
+      </w:pPr>
+      <w:r>
+        <w:t xml:space="preserve">✅ I chose the model by eye, because the study had five points.</w:t>
+      </w:r>
+      <w:r>
+        <w:t xml:space="preserve"> </w:t>
+      </w:r>
+      <w:r>
+        <w:t xml:space="preserve">(A single author reports a choice.)</w:t>
+      </w:r>
+    </w:p>
+    <w:p>
+      <w:pPr>
+        <w:pStyle w:val="FirstParagraph"/>
+      </w:pPr>
+      <w:r>
+        <w:t xml:space="preserve">Passive voice is the right choice in a few cases:</w:t>
       </w:r>
     </w:p>
     <w:p>
@@ -721,10 +1118,40 @@
         <w:pStyle w:val="Compact"/>
         <w:numPr>
           <w:ilvl w:val="0"/>
-          <w:numId w:val="1007"/>
+          <w:numId w:val="1008"/>
         </w:numPr>
       </w:pPr>
       <w:r>
+        <w:t xml:space="preserve">The actor is unknown or does not matter, as in</w:t>
+      </w:r>
+      <w:r>
+        <w:t xml:space="preserve"> </w:t>
+      </w:r>
+      <w:r>
+        <w:t xml:space="preserve">“The samples were contaminated.”</w:t>
+      </w:r>
+    </w:p>
+    <w:p>
+      <w:pPr>
+        <w:pStyle w:val="Compact"/>
+        <w:numPr>
+          <w:ilvl w:val="0"/>
+          <w:numId w:val="1008"/>
+        </w:numPr>
+      </w:pPr>
+      <w:r>
+        <w:t xml:space="preserve">The receiver of the action is the topic of the paragraph, and the sentence is easier to follow with it as the subject.</w:t>
+      </w:r>
+    </w:p>
+    <w:p>
+      <w:pPr>
+        <w:pStyle w:val="Compact"/>
+        <w:numPr>
+          <w:ilvl w:val="0"/>
+          <w:numId w:val="1008"/>
+        </w:numPr>
+      </w:pPr>
+      <w:r>
         <w:t xml:space="preserve">The actor would be a vague</w:t>
       </w:r>
       <w:r>
@@ -757,15 +1184,27 @@
         <w:t xml:space="preserve">When none of these applies, rewrite the sentence with an active verb.</w:t>
       </w:r>
     </w:p>
-    <w:bookmarkEnd w:id="14"/>
-    <w:bookmarkStart w:id="15" w:name="lead-with-the-subject"/>
+    <w:bookmarkEnd w:id="16"/>
+    <w:bookmarkStart w:id="17" w:name="lead-with-the-subject"/>
     <w:p>
       <w:pPr>
         <w:pStyle w:val="Heading2"/>
       </w:pPr>
-      <w:r>
-        <w:t xml:space="preserve">3 Lead with the subject</w:t>
-      </w:r>
+      <w:del w:id="67" w:author="PR Preview" w:date="2026-01-01T00:00:00Z">
+        <w:r>
+          <w:delText xml:space="preserve">3 Lead with the subject</w:delText>
+        </w:r>
+      </w:del>
+    </w:p>
+    <w:p>
+      <w:pPr>
+        <w:pStyle w:val="Heading2"/>
+      </w:pPr>
+      <w:ins w:id="68" w:author="PR Preview" w:date="2026-01-01T00:00:00Z">
+        <w:r>
+          <w:t xml:space="preserve">4 Lead with the subject</w:t>
+        </w:r>
+      </w:ins>
     </w:p>
     <w:p>
       <w:pPr>
@@ -889,15 +1328,27 @@
         <w:t xml:space="preserve">.</w:t>
       </w:r>
     </w:p>
-    <w:bookmarkEnd w:id="15"/>
-    <w:bookmarkStart w:id="17" w:name="limit-complex-sentence-structures"/>
+    <w:bookmarkEnd w:id="17"/>
+    <w:bookmarkStart w:id="19" w:name="limit-complex-sentence-structures"/>
     <w:p>
       <w:pPr>
         <w:pStyle w:val="Heading2"/>
       </w:pPr>
-      <w:r>
-        <w:t xml:space="preserve">4 Limit complex sentence structures</w:t>
-      </w:r>
+      <w:del w:id="69" w:author="PR Preview" w:date="2026-01-01T00:00:00Z">
+        <w:r>
+          <w:delText xml:space="preserve">4 Limit complex sentence structures</w:delText>
+        </w:r>
+      </w:del>
+    </w:p>
+    <w:p>
+      <w:pPr>
+        <w:pStyle w:val="Heading2"/>
+      </w:pPr>
+      <w:ins w:id="70" w:author="PR Preview" w:date="2026-01-01T00:00:00Z">
+        <w:r>
+          <w:t xml:space="preserve">5 Limit complex sentence structures</w:t>
+        </w:r>
+      </w:ins>
     </w:p>
     <w:p>
       <w:pPr>
@@ -999,7 +1450,7 @@
         <w:t xml:space="preserve">each carrying one main idea.</w:t>
       </w:r>
     </w:p>
-    <w:bookmarkStart w:id="16" w:name="exm-nested-clauses"/>
+    <w:bookmarkStart w:id="18" w:name="exm-nested-clauses"/>
     <w:p>
       <w:pPr>
         <w:pStyle w:val="BodyText"/>
@@ -1060,16 +1511,28 @@
         <w:t xml:space="preserve">so the reader can absorb each idea before moving on.</w:t>
       </w:r>
     </w:p>
-    <w:bookmarkEnd w:id="16"/>
-    <w:bookmarkEnd w:id="17"/>
-    <w:bookmarkStart w:id="19" w:name="X831e99641ea6e3d916f49fb78be48dc576ff061"/>
+    <w:bookmarkEnd w:id="18"/>
+    <w:bookmarkEnd w:id="19"/>
+    <w:bookmarkStart w:id="21" w:name="X831e99641ea6e3d916f49fb78be48dc576ff061"/>
     <w:p>
       <w:pPr>
         <w:pStyle w:val="Heading2"/>
       </w:pPr>
-      <w:r>
-        <w:t xml:space="preserve">5 Do not rule out readings no reader would make</w:t>
-      </w:r>
+      <w:del w:id="71" w:author="PR Preview" w:date="2026-01-01T00:00:00Z">
+        <w:r>
+          <w:delText xml:space="preserve">5 Do not rule out readings no reader would make</w:delText>
+        </w:r>
+      </w:del>
+    </w:p>
+    <w:p>
+      <w:pPr>
+        <w:pStyle w:val="Heading2"/>
+      </w:pPr>
+      <w:ins w:id="72" w:author="PR Preview" w:date="2026-01-01T00:00:00Z">
+        <w:r>
+          <w:t xml:space="preserve">6 Do not rule out readings no reader would make</w:t>
+        </w:r>
+      </w:ins>
     </w:p>
     <w:p>
       <w:pPr>
@@ -1109,7 +1572,7 @@
         <w:t xml:space="preserve">and can plant the confusion it was meant to prevent.</w:t>
       </w:r>
     </w:p>
-    <w:bookmarkStart w:id="18" w:name="exm-gratuitous-disclaimer"/>
+    <w:bookmarkStart w:id="20" w:name="exm-gratuitous-disclaimer"/>
     <w:p>
       <w:pPr>
         <w:pStyle w:val="BodyText"/>
@@ -1194,7 +1657,7 @@
         <w:t xml:space="preserve">that the reader would not otherwise have considered.</w:t>
       </w:r>
     </w:p>
-    <w:bookmarkEnd w:id="18"/>
+    <w:bookmarkEnd w:id="20"/>
     <w:p>
       <w:pPr>
         <w:pStyle w:val="BodyText"/>
@@ -1265,15 +1728,27 @@
         <w:t xml:space="preserve">a report for clinicians might.</w:t>
       </w:r>
     </w:p>
-    <w:bookmarkEnd w:id="19"/>
-    <w:bookmarkStart w:id="21" w:name="avoid-double-negatives"/>
+    <w:bookmarkEnd w:id="21"/>
+    <w:bookmarkStart w:id="23" w:name="avoid-double-negatives"/>
     <w:p>
       <w:pPr>
         <w:pStyle w:val="Heading2"/>
       </w:pPr>
-      <w:r>
-        <w:t xml:space="preserve">6 Avoid double negatives</w:t>
-      </w:r>
+      <w:del w:id="73" w:author="PR Preview" w:date="2026-01-01T00:00:00Z">
+        <w:r>
+          <w:delText xml:space="preserve">6 Avoid double negatives</w:delText>
+        </w:r>
+      </w:del>
+    </w:p>
+    <w:p>
+      <w:pPr>
+        <w:pStyle w:val="Heading2"/>
+      </w:pPr>
+      <w:ins w:id="74" w:author="PR Preview" w:date="2026-01-01T00:00:00Z">
+        <w:r>
+          <w:t xml:space="preserve">7 Avoid double negatives</w:t>
+        </w:r>
+      </w:ins>
     </w:p>
     <w:p>
       <w:pPr>
@@ -1294,7 +1769,7 @@
         <w:pStyle w:val="Compact"/>
         <w:numPr>
           <w:ilvl w:val="0"/>
-          <w:numId w:val="1008"/>
+          <w:numId w:val="1009"/>
         </w:numPr>
       </w:pPr>
       <w:r>
@@ -1306,7 +1781,7 @@
         <w:pStyle w:val="Compact"/>
         <w:numPr>
           <w:ilvl w:val="0"/>
-          <w:numId w:val="1008"/>
+          <w:numId w:val="1009"/>
         </w:numPr>
       </w:pPr>
       <w:r>
@@ -1318,7 +1793,7 @@
         <w:pStyle w:val="Compact"/>
         <w:numPr>
           <w:ilvl w:val="0"/>
-          <w:numId w:val="1008"/>
+          <w:numId w:val="1009"/>
         </w:numPr>
       </w:pPr>
       <w:r>
@@ -1383,7 +1858,7 @@
         <w:t xml:space="preserve">and it is the standard wording for a test result.</w:t>
       </w:r>
     </w:p>
-    <w:bookmarkStart w:id="20" w:name="exm-double-negative"/>
+    <w:bookmarkStart w:id="22" w:name="exm-double-negative"/>
     <w:p>
       <w:pPr>
         <w:pStyle w:val="BodyText"/>
@@ -1473,16 +1948,28 @@
         <w:t xml:space="preserve">Choose the one you mean.</w:t>
       </w:r>
     </w:p>
-    <w:bookmarkEnd w:id="20"/>
-    <w:bookmarkEnd w:id="21"/>
-    <w:bookmarkStart w:id="24" w:name="Xa757197b9b942a803dc05820332a104a8aaeee4"/>
+    <w:bookmarkEnd w:id="22"/>
+    <w:bookmarkEnd w:id="23"/>
+    <w:bookmarkStart w:id="26" w:name="Xa757197b9b942a803dc05820332a104a8aaeee4"/>
     <w:p>
       <w:pPr>
         <w:pStyle w:val="Heading2"/>
       </w:pPr>
-      <w:r>
-        <w:t xml:space="preserve">7 Write about the subject, not about the text</w:t>
-      </w:r>
+      <w:del w:id="75" w:author="PR Preview" w:date="2026-01-01T00:00:00Z">
+        <w:r>
+          <w:delText xml:space="preserve">7 Write about the subject, not about the text</w:delText>
+        </w:r>
+      </w:del>
+    </w:p>
+    <w:p>
+      <w:pPr>
+        <w:pStyle w:val="Heading2"/>
+      </w:pPr>
+      <w:ins w:id="76" w:author="PR Preview" w:date="2026-01-01T00:00:00Z">
+        <w:r>
+          <w:t xml:space="preserve">8 Write about the subject, not about the text</w:t>
+        </w:r>
+      </w:ins>
     </w:p>
     <w:p>
       <w:pPr>
@@ -1503,7 +1990,7 @@
         <w:pStyle w:val="Compact"/>
         <w:numPr>
           <w:ilvl w:val="0"/>
-          <w:numId w:val="1009"/>
+          <w:numId w:val="1010"/>
         </w:numPr>
       </w:pPr>
       <w:r>
@@ -1515,7 +2002,7 @@
         <w:pStyle w:val="Compact"/>
         <w:numPr>
           <w:ilvl w:val="0"/>
-          <w:numId w:val="1009"/>
+          <w:numId w:val="1010"/>
         </w:numPr>
       </w:pPr>
       <w:r>
@@ -1527,7 +2014,7 @@
         <w:pStyle w:val="Compact"/>
         <w:numPr>
           <w:ilvl w:val="0"/>
-          <w:numId w:val="1009"/>
+          <w:numId w:val="1010"/>
         </w:numPr>
       </w:pPr>
       <w:r>
@@ -1556,7 +2043,7 @@
       <w:r>
         <w:t xml:space="preserve"> </w:t>
       </w:r>
-      <w:hyperlink r:id="rId22">
+      <w:hyperlink r:id="rId24">
         <w:r>
           <w:rPr>
             <w:rStyle w:val="Hyperlink"/>
@@ -1580,7 +2067,7 @@
         <w:t xml:space="preserve">.</w:t>
       </w:r>
     </w:p>
-    <w:bookmarkStart w:id="23" w:name="exm-self-referential"/>
+    <w:bookmarkStart w:id="25" w:name="exm-self-referential"/>
     <w:p>
       <w:pPr>
         <w:pStyle w:val="BodyText"/>
@@ -1679,213 +2166,54 @@
         <w:t xml:space="preserve">instead of saying that it changes something.</w:t>
       </w:r>
     </w:p>
-    <w:bookmarkEnd w:id="23"/>
-    <w:bookmarkEnd w:id="24"/>
-    <w:bookmarkStart w:id="31" w:name="put-lists-in-bullet-points"/>
+    <w:bookmarkEnd w:id="25"/>
+    <w:bookmarkEnd w:id="26"/>
+    <w:bookmarkStart w:id="28" w:name="do-not-overexplain"/>
     <w:p>
       <w:pPr>
         <w:pStyle w:val="Heading2"/>
       </w:pPr>
-      <w:r>
-        <w:t xml:space="preserve">8 Put lists in bullet points</w:t>
-      </w:r>
+      <w:del w:id="77" w:author="PR Preview" w:date="2026-01-01T00:00:00Z">
+        <w:r>
+          <w:delText xml:space="preserve">8 Do not overexplain</w:delText>
+        </w:r>
+      </w:del>
+    </w:p>
+    <w:p>
+      <w:pPr>
+        <w:pStyle w:val="Heading2"/>
+      </w:pPr>
+      <w:ins w:id="78" w:author="PR Preview" w:date="2026-01-01T00:00:00Z">
+        <w:r>
+          <w:t xml:space="preserve">9 Do not overexplain</w:t>
+        </w:r>
+      </w:ins>
     </w:p>
     <w:p>
       <w:pPr>
         <w:pStyle w:val="FirstParagraph"/>
       </w:pPr>
       <w:r>
-        <w:t xml:space="preserve">A list of three or more phrases,</w:t>
-      </w:r>
-      <w:r>
-        <w:t xml:space="preserve"> </w:t>
-      </w:r>
-      <w:r>
-        <w:t xml:space="preserve">written inline and separated by commas,</w:t>
-      </w:r>
-      <w:r>
-        <w:t xml:space="preserve"> </w:t>
-      </w:r>
-      <w:r>
-        <w:t xml:space="preserve">makes the reader count commas to find where each item ends.</w:t>
-      </w:r>
-      <w:r>
-        <w:t xml:space="preserve"> </w:t>
-      </w:r>
-      <w:r>
-        <w:t xml:space="preserve">Write it as a bullet list instead,</w:t>
-      </w:r>
-      <w:r>
-        <w:t xml:space="preserve"> </w:t>
-      </w:r>
-      <w:r>
-        <w:t xml:space="preserve">introduced by a sentence ending in a colon.</w:t>
-      </w:r>
-      <w:r>
-        <w:t xml:space="preserve"> </w:t>
-      </w:r>
-      <w:r>
-        <w:t xml:space="preserve">Use a numbered list when the items are steps done in order.</w:t>
-      </w:r>
-    </w:p>
+        <w:t xml:space="preserve">Say what the reader needs, and stop.</w:t>
+      </w:r>
+      <w:r>
+        <w:t xml:space="preserve"> </w:t>
+      </w:r>
+      <w:r>
+        <w:t xml:space="preserve">Cut a qualifier, a restatement or a reason that the words before it already imply.</w:t>
+      </w:r>
+    </w:p>
+    <w:bookmarkStart w:id="27" w:name="exm-overexplain"/>
     <w:p>
       <w:pPr>
         <w:pStyle w:val="BodyText"/>
-      </w:pPr>
-      <w:r>
-        <w:t xml:space="preserve">A run of parallel sentences is a list too,</w:t>
-      </w:r>
-      <w:r>
-        <w:t xml:space="preserve"> </w:t>
-      </w:r>
-      <w:r>
-        <w:t xml:space="preserve">even with only two items.</w:t>
-      </w:r>
-      <w:r>
-        <w:t xml:space="preserve"> </w:t>
-      </w:r>
-      <w:r>
-        <w:t xml:space="preserve">The common case is a set of resources,</w:t>
-      </w:r>
-      <w:r>
-        <w:t xml:space="preserve"> </w:t>
-      </w:r>
-      <w:r>
-        <w:t xml:space="preserve">such as videos or readings,</w:t>
-      </w:r>
-      <w:r>
-        <w:t xml:space="preserve"> </w:t>
-      </w:r>
-      <w:r>
-        <w:t xml:space="preserve">where each sentence names one resource and links to it.</w:t>
-      </w:r>
-      <w:r>
-        <w:t xml:space="preserve"> </w:t>
-      </w:r>
-      <w:r>
-        <w:t xml:space="preserve">Put each sentence in its own bullet,</w:t>
-      </w:r>
-      <w:r>
-        <w:t xml:space="preserve"> </w:t>
-      </w:r>
-      <w:r>
-        <w:t xml:space="preserve">so the reader sees how many resources there are</w:t>
-      </w:r>
-      <w:r>
-        <w:t xml:space="preserve"> </w:t>
-      </w:r>
-      <w:r>
-        <w:t xml:space="preserve">and where each one starts.</w:t>
-      </w:r>
-    </w:p>
-    <w:p>
-      <w:pPr>
-        <w:pStyle w:val="BodyText"/>
-      </w:pPr>
-      <w:r>
-        <w:t xml:space="preserve">Bullet lists matter most on slides,</w:t>
-      </w:r>
-      <w:r>
-        <w:t xml:space="preserve"> </w:t>
-      </w:r>
-      <w:r>
-        <w:t xml:space="preserve">where a reader scans a list rather than reading it as a sentence.</w:t>
-      </w:r>
-      <w:r>
-        <w:t xml:space="preserve"> </w:t>
-      </w:r>
-      <w:r>
-        <w:t xml:space="preserve">The rule is one case of a broader preference for more structure:</w:t>
-      </w:r>
-      <w:r>
-        <w:t xml:space="preserve"> </w:t>
-      </w:r>
-      <w:r>
-        <w:t xml:space="preserve">when content has a shape, show that shape in the markup.</w:t>
-      </w:r>
-    </w:p>
-    <w:p>
-      <w:pPr>
-        <w:pStyle w:val="BodyText"/>
-      </w:pPr>
-      <w:r>
-        <w:t xml:space="preserve">A few mechanics to keep in mind when writing one:</w:t>
-      </w:r>
-    </w:p>
-    <w:p>
-      <w:pPr>
-        <w:pStyle w:val="Compact"/>
-        <w:numPr>
-          <w:ilvl w:val="0"/>
-          <w:numId w:val="1010"/>
-        </w:numPr>
-      </w:pPr>
-      <w:r>
-        <w:t xml:space="preserve">Keep the items grammatically parallel,</w:t>
-      </w:r>
-      <w:r>
-        <w:t xml:space="preserve"> </w:t>
-      </w:r>
-      <w:r>
-        <w:t xml:space="preserve">so each one completes the introducing sentence the same way.</w:t>
-      </w:r>
-    </w:p>
-    <w:p>
-      <w:pPr>
-        <w:pStyle w:val="Compact"/>
-        <w:numPr>
-          <w:ilvl w:val="0"/>
-          <w:numId w:val="1010"/>
-        </w:numPr>
-      </w:pPr>
-      <w:r>
-        <w:t xml:space="preserve">Leave a blank line before the list;</w:t>
-      </w:r>
-      <w:r>
-        <w:t xml:space="preserve"> </w:t>
-      </w:r>
-      <w:r>
-        <w:t xml:space="preserve">without it, Markdown reads the list as part of the paragraph above.</w:t>
-      </w:r>
-    </w:p>
-    <w:p>
-      <w:pPr>
-        <w:pStyle w:val="Compact"/>
-        <w:numPr>
-          <w:ilvl w:val="0"/>
-          <w:numId w:val="1010"/>
-        </w:numPr>
-      </w:pPr>
-      <w:r>
-        <w:t xml:space="preserve">Keep a short series of single words inline,</w:t>
-      </w:r>
-      <w:r>
-        <w:t xml:space="preserve"> </w:t>
-      </w:r>
-      <w:r>
-        <w:t xml:space="preserve">such as</w:t>
-      </w:r>
-      <w:r>
-        <w:t xml:space="preserve"> </w:t>
-      </w:r>
-      <w:r>
-        <w:t xml:space="preserve">“R, Julia, or Python”</w:t>
-      </w:r>
-      <w:r>
-        <w:t xml:space="preserve">.</w:t>
-      </w:r>
-    </w:p>
-    <w:bookmarkStart w:id="25" w:name="exm-bullet-lists"/>
-    <w:p>
-      <w:pPr>
-        <w:pStyle w:val="FirstParagraph"/>
       </w:pPr>
       <w:r>
         <w:rPr>
           <w:b/>
           <w:bCs/>
         </w:rPr>
-        <w:t xml:space="preserve">Example 5 (Turning an inline list into bullet points)</w:t>
+        <w:t xml:space="preserve">Example 5 (Cutting a clause the term already implies)</w:t>
       </w:r>
       <w:r>
         <w:t xml:space="preserve"> </w:t>
@@ -1899,7 +2227,7 @@
         <w:pStyle w:val="BlockText"/>
       </w:pPr>
       <w:r>
-        <w:t xml:space="preserve">❌ Machine learning combines data to learn from, statistics to say what a finite sample of data supports, and optimization to find the model that fits the data best.</w:t>
+        <w:t xml:space="preserve">❌ Estimated mean: the estimated value of the mean, whether or not it is a mean of an outcome.</w:t>
       </w:r>
     </w:p>
     <w:p>
@@ -1907,7 +2235,178 @@
         <w:pStyle w:val="BlockText"/>
       </w:pPr>
       <w:r>
-        <w:t xml:space="preserve">✅ Machine learning combines three components:</w:t>
+        <w:t xml:space="preserve">✅ Estimated mean: the estimated value of the mean.</w:t>
+      </w:r>
+    </w:p>
+    <w:p>
+      <w:pPr>
+        <w:pStyle w:val="FirstParagraph"/>
+      </w:pPr>
+      <w:r>
+        <w:t xml:space="preserve">The first version adds a clause that</w:t>
+      </w:r>
+      <w:r>
+        <w:t xml:space="preserve"> </w:t>
+      </w:r>
+      <w:r>
+        <w:t xml:space="preserve">“the mean”</w:t>
+      </w:r>
+      <w:r>
+        <w:t xml:space="preserve"> </w:t>
+      </w:r>
+      <w:r>
+        <w:t xml:space="preserve">already covers.</w:t>
+      </w:r>
+      <w:r>
+        <w:t xml:space="preserve"> </w:t>
+      </w:r>
+      <w:r>
+        <w:t xml:space="preserve">The second is complete.</w:t>
+      </w:r>
+    </w:p>
+    <w:bookmarkEnd w:id="27"/>
+    <w:bookmarkEnd w:id="28"/>
+    <w:bookmarkStart w:id="35" w:name="put-lists-in-bullet-points"/>
+    <w:p>
+      <w:pPr>
+        <w:pStyle w:val="Heading2"/>
+      </w:pPr>
+      <w:del w:id="79" w:author="PR Preview" w:date="2026-01-01T00:00:00Z">
+        <w:r>
+          <w:delText xml:space="preserve">9 Put lists in bullet points</w:delText>
+        </w:r>
+      </w:del>
+    </w:p>
+    <w:p>
+      <w:pPr>
+        <w:pStyle w:val="Heading2"/>
+      </w:pPr>
+      <w:ins w:id="80" w:author="PR Preview" w:date="2026-01-01T00:00:00Z">
+        <w:r>
+          <w:t xml:space="preserve">10 Put lists in bullet points</w:t>
+        </w:r>
+      </w:ins>
+    </w:p>
+    <w:p>
+      <w:pPr>
+        <w:pStyle w:val="FirstParagraph"/>
+      </w:pPr>
+      <w:r>
+        <w:t xml:space="preserve">A list of three or more phrases,</w:t>
+      </w:r>
+      <w:r>
+        <w:t xml:space="preserve"> </w:t>
+      </w:r>
+      <w:r>
+        <w:t xml:space="preserve">written inline and separated by commas,</w:t>
+      </w:r>
+      <w:r>
+        <w:t xml:space="preserve"> </w:t>
+      </w:r>
+      <w:r>
+        <w:t xml:space="preserve">makes the reader count commas to find where each item ends.</w:t>
+      </w:r>
+      <w:r>
+        <w:t xml:space="preserve"> </w:t>
+      </w:r>
+      <w:r>
+        <w:t xml:space="preserve">Write it as a bullet list instead,</w:t>
+      </w:r>
+      <w:r>
+        <w:t xml:space="preserve"> </w:t>
+      </w:r>
+      <w:r>
+        <w:t xml:space="preserve">introduced by a sentence ending in a colon.</w:t>
+      </w:r>
+      <w:r>
+        <w:t xml:space="preserve"> </w:t>
+      </w:r>
+      <w:r>
+        <w:t xml:space="preserve">Use a numbered list when the items are steps done in order.</w:t>
+      </w:r>
+    </w:p>
+    <w:p>
+      <w:pPr>
+        <w:pStyle w:val="BodyText"/>
+      </w:pPr>
+      <w:r>
+        <w:t xml:space="preserve">A run of parallel sentences is a list too,</w:t>
+      </w:r>
+      <w:r>
+        <w:t xml:space="preserve"> </w:t>
+      </w:r>
+      <w:r>
+        <w:t xml:space="preserve">even with only two items.</w:t>
+      </w:r>
+      <w:r>
+        <w:t xml:space="preserve"> </w:t>
+      </w:r>
+      <w:r>
+        <w:t xml:space="preserve">The common case is a set of resources,</w:t>
+      </w:r>
+      <w:r>
+        <w:t xml:space="preserve"> </w:t>
+      </w:r>
+      <w:r>
+        <w:t xml:space="preserve">such as videos or readings,</w:t>
+      </w:r>
+      <w:r>
+        <w:t xml:space="preserve"> </w:t>
+      </w:r>
+      <w:r>
+        <w:t xml:space="preserve">where each sentence names one resource and links to it.</w:t>
+      </w:r>
+      <w:r>
+        <w:t xml:space="preserve"> </w:t>
+      </w:r>
+      <w:r>
+        <w:t xml:space="preserve">Put each sentence in its own bullet,</w:t>
+      </w:r>
+      <w:r>
+        <w:t xml:space="preserve"> </w:t>
+      </w:r>
+      <w:r>
+        <w:t xml:space="preserve">so the reader sees how many resources there are</w:t>
+      </w:r>
+      <w:r>
+        <w:t xml:space="preserve"> </w:t>
+      </w:r>
+      <w:r>
+        <w:t xml:space="preserve">and where each one starts.</w:t>
+      </w:r>
+    </w:p>
+    <w:p>
+      <w:pPr>
+        <w:pStyle w:val="BodyText"/>
+      </w:pPr>
+      <w:r>
+        <w:t xml:space="preserve">Bullet lists matter most on slides,</w:t>
+      </w:r>
+      <w:r>
+        <w:t xml:space="preserve"> </w:t>
+      </w:r>
+      <w:r>
+        <w:t xml:space="preserve">where a reader scans a list rather than reading it as a sentence.</w:t>
+      </w:r>
+      <w:r>
+        <w:t xml:space="preserve"> </w:t>
+      </w:r>
+      <w:r>
+        <w:t xml:space="preserve">The rule is one case of a broader preference for more structure:</w:t>
+      </w:r>
+      <w:r>
+        <w:t xml:space="preserve"> </w:t>
+      </w:r>
+      <w:r>
+        <w:t xml:space="preserve">when content has a shape, show that shape in the markup.</w:t>
+      </w:r>
+    </w:p>
+    <w:p>
+      <w:pPr>
+        <w:pStyle w:val="BodyText"/>
+      </w:pPr>
+      <w:r>
+        <w:t xml:space="preserve">A few mechanics to keep in mind when writing one:</w:t>
       </w:r>
     </w:p>
     <w:p>
@@ -1919,7 +2418,13 @@
         </w:numPr>
       </w:pPr>
       <w:r>
-        <w:t xml:space="preserve">data to learn from;</w:t>
+        <w:t xml:space="preserve">Keep the items grammatically parallel,</w:t>
+      </w:r>
+      <w:r>
+        <w:t xml:space="preserve"> </w:t>
+      </w:r>
+      <w:r>
+        <w:t xml:space="preserve">so each one completes the introducing sentence the same way.</w:t>
       </w:r>
     </w:p>
     <w:p>
@@ -1931,7 +2436,13 @@
         </w:numPr>
       </w:pPr>
       <w:r>
-        <w:t xml:space="preserve">statistics to say what a finite sample of data supports;</w:t>
+        <w:t xml:space="preserve">Leave a blank line before the list;</w:t>
+      </w:r>
+      <w:r>
+        <w:t xml:space="preserve"> </w:t>
+      </w:r>
+      <w:r>
+        <w:t xml:space="preserve">without it, Markdown reads the list as part of the paragraph above.</w:t>
       </w:r>
     </w:p>
     <w:p>
@@ -1943,35 +2454,35 @@
         </w:numPr>
       </w:pPr>
       <w:r>
-        <w:t xml:space="preserve">optimization to find the model that fits the data best.</w:t>
-      </w:r>
-    </w:p>
+        <w:t xml:space="preserve">Keep a short series of single words inline,</w:t>
+      </w:r>
+      <w:r>
+        <w:t xml:space="preserve"> </w:t>
+      </w:r>
+      <w:r>
+        <w:t xml:space="preserve">such as</w:t>
+      </w:r>
+      <w:r>
+        <w:t xml:space="preserve"> </w:t>
+      </w:r>
+      <w:r>
+        <w:t xml:space="preserve">“R, Julia, or Python”</w:t>
+      </w:r>
+      <w:r>
+        <w:t xml:space="preserve">.</w:t>
+      </w:r>
+    </w:p>
+    <w:bookmarkStart w:id="29" w:name="exm-bullet-lists"/>
     <w:p>
       <w:pPr>
         <w:pStyle w:val="FirstParagraph"/>
-      </w:pPr>
-      <w:r>
-        <w:t xml:space="preserve">The revised version puts each component on its own line,</w:t>
-      </w:r>
-      <w:r>
-        <w:t xml:space="preserve"> </w:t>
-      </w:r>
-      <w:r>
-        <w:t xml:space="preserve">so the reader sees at a glance that there are three.</w:t>
-      </w:r>
-    </w:p>
-    <w:bookmarkEnd w:id="25"/>
-    <w:bookmarkStart w:id="29" w:name="exm-resource-lists"/>
-    <w:p>
-      <w:pPr>
-        <w:pStyle w:val="BodyText"/>
       </w:pPr>
       <w:r>
         <w:rPr>
           <w:b/>
           <w:bCs/>
         </w:rPr>
-        <w:t xml:space="preserve">Example 6 (Turning a run of resource sentences into bullet points)</w:t>
+        <w:t xml:space="preserve">Example 6 (Turning an inline list into bullet points)</w:t>
       </w:r>
       <w:r>
         <w:t xml:space="preserve"> </w:t>
@@ -1985,35 +2496,7 @@
         <w:pStyle w:val="BlockText"/>
       </w:pPr>
       <w:r>
-        <w:t xml:space="preserve">❌ Hastie and Tibshirani</w:t>
-      </w:r>
-      <w:r>
-        <w:t xml:space="preserve"> </w:t>
-      </w:r>
-      <w:hyperlink r:id="rId26">
-        <w:r>
-          <w:rPr>
-            <w:rStyle w:val="Hyperlink"/>
-          </w:rPr>
-          <w:t xml:space="preserve">extend least squares to several predictors</w:t>
-        </w:r>
-      </w:hyperlink>
-      <w:r>
-        <w:t xml:space="preserve">. Starmer explains</w:t>
-      </w:r>
-      <w:r>
-        <w:t xml:space="preserve"> </w:t>
-      </w:r>
-      <w:hyperlink r:id="rId27">
-        <w:r>
-          <w:rPr>
-            <w:rStyle w:val="Hyperlink"/>
-          </w:rPr>
-          <w:t xml:space="preserve">multiple regression</w:t>
-        </w:r>
-      </w:hyperlink>
-      <w:r>
-        <w:t xml:space="preserve">.</w:t>
+        <w:t xml:space="preserve">❌ Machine learning combines data to learn from, statistics to say what a finite sample of data supports, and optimization to find the model that fits the data best.</w:t>
       </w:r>
     </w:p>
     <w:p>
@@ -2021,7 +2504,7 @@
         <w:pStyle w:val="BlockText"/>
       </w:pPr>
       <w:r>
-        <w:t xml:space="preserve">✅ Videos:</w:t>
+        <w:t xml:space="preserve">✅ Machine learning combines three components:</w:t>
       </w:r>
     </w:p>
     <w:p>
@@ -2033,21 +2516,7 @@
         </w:numPr>
       </w:pPr>
       <w:r>
-        <w:t xml:space="preserve">Hastie and Tibshirani</w:t>
-      </w:r>
-      <w:r>
-        <w:t xml:space="preserve"> </w:t>
-      </w:r>
-      <w:hyperlink r:id="rId26">
-        <w:r>
-          <w:rPr>
-            <w:rStyle w:val="Hyperlink"/>
-          </w:rPr>
-          <w:t xml:space="preserve">extend least squares to several predictors</w:t>
-        </w:r>
-      </w:hyperlink>
-      <w:r>
-        <w:t xml:space="preserve">.</w:t>
+        <w:t xml:space="preserve">data to learn from;</w:t>
       </w:r>
     </w:p>
     <w:p>
@@ -2059,12 +2528,80 @@
         </w:numPr>
       </w:pPr>
       <w:r>
-        <w:t xml:space="preserve">Starmer explains</w:t>
-      </w:r>
-      <w:r>
-        <w:t xml:space="preserve"> </w:t>
-      </w:r>
-      <w:hyperlink r:id="rId27">
+        <w:t xml:space="preserve">statistics to say what a finite sample of data supports;</w:t>
+      </w:r>
+    </w:p>
+    <w:p>
+      <w:pPr>
+        <w:pStyle w:val="Compact"/>
+        <w:numPr>
+          <w:ilvl w:val="0"/>
+          <w:numId w:val="1012"/>
+        </w:numPr>
+      </w:pPr>
+      <w:r>
+        <w:t xml:space="preserve">optimization to find the model that fits the data best.</w:t>
+      </w:r>
+    </w:p>
+    <w:p>
+      <w:pPr>
+        <w:pStyle w:val="FirstParagraph"/>
+      </w:pPr>
+      <w:r>
+        <w:t xml:space="preserve">The revised version puts each component on its own line,</w:t>
+      </w:r>
+      <w:r>
+        <w:t xml:space="preserve"> </w:t>
+      </w:r>
+      <w:r>
+        <w:t xml:space="preserve">so the reader sees at a glance that there are three.</w:t>
+      </w:r>
+    </w:p>
+    <w:bookmarkEnd w:id="29"/>
+    <w:bookmarkStart w:id="33" w:name="exm-resource-lists"/>
+    <w:p>
+      <w:pPr>
+        <w:pStyle w:val="BodyText"/>
+      </w:pPr>
+      <w:r>
+        <w:rPr>
+          <w:b/>
+          <w:bCs/>
+        </w:rPr>
+        <w:t xml:space="preserve">Example 7 (Turning a run of resource sentences into bullet points)</w:t>
+      </w:r>
+      <w:r>
+        <w:t xml:space="preserve"> </w:t>
+      </w:r>
+      <w:r>
+        <w:t xml:space="preserve"> </w:t>
+      </w:r>
+    </w:p>
+    <w:p>
+      <w:pPr>
+        <w:pStyle w:val="BlockText"/>
+      </w:pPr>
+      <w:r>
+        <w:t xml:space="preserve">❌ Hastie and Tibshirani</w:t>
+      </w:r>
+      <w:r>
+        <w:t xml:space="preserve"> </w:t>
+      </w:r>
+      <w:hyperlink r:id="rId30">
+        <w:r>
+          <w:rPr>
+            <w:rStyle w:val="Hyperlink"/>
+          </w:rPr>
+          <w:t xml:space="preserve">extend least squares to several predictors</w:t>
+        </w:r>
+      </w:hyperlink>
+      <w:r>
+        <w:t xml:space="preserve">. Starmer explains</w:t>
+      </w:r>
+      <w:r>
+        <w:t xml:space="preserve"> </w:t>
+      </w:r>
+      <w:hyperlink r:id="rId31">
         <w:r>
           <w:rPr>
             <w:rStyle w:val="Hyperlink"/>
@@ -2078,6 +2615,66 @@
     </w:p>
     <w:p>
       <w:pPr>
+        <w:pStyle w:val="BlockText"/>
+      </w:pPr>
+      <w:r>
+        <w:t xml:space="preserve">✅ Videos:</w:t>
+      </w:r>
+    </w:p>
+    <w:p>
+      <w:pPr>
+        <w:pStyle w:val="Compact"/>
+        <w:numPr>
+          <w:ilvl w:val="0"/>
+          <w:numId w:val="1013"/>
+        </w:numPr>
+      </w:pPr>
+      <w:r>
+        <w:t xml:space="preserve">Hastie and Tibshirani</w:t>
+      </w:r>
+      <w:r>
+        <w:t xml:space="preserve"> </w:t>
+      </w:r>
+      <w:hyperlink r:id="rId30">
+        <w:r>
+          <w:rPr>
+            <w:rStyle w:val="Hyperlink"/>
+          </w:rPr>
+          <w:t xml:space="preserve">extend least squares to several predictors</w:t>
+        </w:r>
+      </w:hyperlink>
+      <w:r>
+        <w:t xml:space="preserve">.</w:t>
+      </w:r>
+    </w:p>
+    <w:p>
+      <w:pPr>
+        <w:pStyle w:val="Compact"/>
+        <w:numPr>
+          <w:ilvl w:val="0"/>
+          <w:numId w:val="1013"/>
+        </w:numPr>
+      </w:pPr>
+      <w:r>
+        <w:t xml:space="preserve">Starmer explains</w:t>
+      </w:r>
+      <w:r>
+        <w:t xml:space="preserve"> </w:t>
+      </w:r>
+      <w:hyperlink r:id="rId31">
+        <w:r>
+          <w:rPr>
+            <w:rStyle w:val="Hyperlink"/>
+          </w:rPr>
+          <w:t xml:space="preserve">multiple regression</w:t>
+        </w:r>
+      </w:hyperlink>
+      <w:r>
+        <w:t xml:space="preserve">.</w:t>
+      </w:r>
+    </w:p>
+    <w:p>
+      <w:pPr>
         <w:pStyle w:val="FirstParagraph"/>
       </w:pPr>
       <w:r>
@@ -2086,7 +2683,7 @@
       <w:r>
         <w:t xml:space="preserve"> </w:t>
       </w:r>
-      <w:hyperlink r:id="rId28">
+      <w:hyperlink r:id="rId32">
         <w:r>
           <w:rPr>
             <w:rStyle w:val="Hyperlink"/>
@@ -2110,8 +2707,8 @@
         <w:t xml:space="preserve">so the reader can pick one without parsing the paragraph.</w:t>
       </w:r>
     </w:p>
-    <w:bookmarkEnd w:id="29"/>
-    <w:bookmarkStart w:id="30" w:name="exm-numbered-lists"/>
+    <w:bookmarkEnd w:id="33"/>
+    <w:bookmarkStart w:id="34" w:name="exm-numbered-lists"/>
     <w:p>
       <w:pPr>
         <w:pStyle w:val="BodyText"/>
@@ -2121,7 +2718,7 @@
           <w:b/>
           <w:bCs/>
         </w:rPr>
-        <w:t xml:space="preserve">Example 7 (Turning inline steps into a numbered list)</w:t>
+        <w:t xml:space="preserve">Example 8 (Turning inline steps into a numbered list)</w:t>
       </w:r>
       <w:r>
         <w:t xml:space="preserve"> </w:t>
@@ -2185,7 +2782,7 @@
         <w:pStyle w:val="Compact"/>
         <w:numPr>
           <w:ilvl w:val="0"/>
-          <w:numId w:val="1013"/>
+          <w:numId w:val="1014"/>
         </w:numPr>
       </w:pPr>
       <w:r>
@@ -2197,7 +2794,7 @@
         <w:pStyle w:val="Compact"/>
         <w:numPr>
           <w:ilvl w:val="0"/>
-          <w:numId w:val="1013"/>
+          <w:numId w:val="1014"/>
         </w:numPr>
       </w:pPr>
       <w:r>
@@ -2218,16 +2815,28 @@
         <w:t xml:space="preserve">and the loop condition moves into the introducing sentence.</w:t>
       </w:r>
     </w:p>
-    <w:bookmarkEnd w:id="30"/>
-    <w:bookmarkEnd w:id="31"/>
-    <w:bookmarkStart w:id="37" w:name="examples-of-concise-writing"/>
+    <w:bookmarkEnd w:id="34"/>
+    <w:bookmarkEnd w:id="35"/>
+    <w:bookmarkStart w:id="43" w:name="examples-of-concise-writing"/>
     <w:p>
       <w:pPr>
         <w:pStyle w:val="Heading2"/>
       </w:pPr>
-      <w:r>
-        <w:t xml:space="preserve">9 Examples of concise writing</w:t>
-      </w:r>
+      <w:del w:id="81" w:author="PR Preview" w:date="2026-01-01T00:00:00Z">
+        <w:r>
+          <w:delText xml:space="preserve">10 Examples of concise writing</w:delText>
+        </w:r>
+      </w:del>
+    </w:p>
+    <w:p>
+      <w:pPr>
+        <w:pStyle w:val="Heading2"/>
+      </w:pPr>
+      <w:ins w:id="82" w:author="PR Preview" w:date="2026-01-01T00:00:00Z">
+        <w:r>
+          <w:t xml:space="preserve">11 Examples of concise writing</w:t>
+        </w:r>
+      </w:ins>
     </w:p>
     <w:p>
       <w:pPr>
@@ -2317,8 +2926,59 @@
         <w:t xml:space="preserve">.</w:t>
       </w:r>
     </w:p>
-    <w:bookmarkStart w:id="36" w:name="refs"/>
-    <w:bookmarkStart w:id="33" w:name="ref-hemingway_style"/>
+    <w:bookmarkStart w:id="42" w:name="refs"/>
+    <w:bookmarkStart w:id="37" w:name="ref-strunk1920elements"/>
+    <w:p>
+      <w:pPr>
+        <w:pStyle w:val="Bibliography"/>
+      </w:pPr>
+      <w:ins w:id="83" w:author="PR Preview" w:date="2026-01-01T00:00:00Z">
+        <w:r>
+          <w:t xml:space="preserve">Strunk, William, Jr. 1920.</w:t>
+        </w:r>
+      </w:ins>
+      <w:ins w:id="84" w:author="PR Preview" w:date="2026-01-01T00:00:00Z">
+        <w:r>
+          <w:t xml:space="preserve"> </w:t>
+        </w:r>
+      </w:ins>
+      <w:ins w:id="85" w:author="PR Preview" w:date="2026-01-01T00:00:00Z">
+        <w:r>
+          <w:rPr>
+            <w:i/>
+            <w:iCs/>
+          </w:rPr>
+          <w:t xml:space="preserve">The Elements of Style</w:t>
+        </w:r>
+      </w:ins>
+      <w:ins w:id="86" w:author="PR Preview" w:date="2026-01-01T00:00:00Z">
+        <w:r>
+          <w:t xml:space="preserve">. Harcourt, Brace; Howe.</w:t>
+        </w:r>
+      </w:ins>
+      <w:ins w:id="87" w:author="PR Preview" w:date="2026-01-01T00:00:00Z">
+        <w:r>
+          <w:t xml:space="preserve"> </w:t>
+        </w:r>
+      </w:ins>
+      <w:hyperlink r:id="rId36">
+        <w:ins w:id="88" w:author="PR Preview" w:date="2026-01-01T00:00:00Z">
+          <w:r>
+            <w:rPr>
+              <w:rStyle w:val="Hyperlink"/>
+            </w:rPr>
+            <w:t xml:space="preserve">https://www.gutenberg.org/ebooks/37134</w:t>
+          </w:r>
+        </w:ins>
+      </w:hyperlink>
+      <w:ins w:id="89" w:author="PR Preview" w:date="2026-01-01T00:00:00Z">
+        <w:r>
+          <w:t xml:space="preserve">.</w:t>
+        </w:r>
+      </w:ins>
+    </w:p>
+    <w:bookmarkEnd w:id="37"/>
+    <w:bookmarkStart w:id="39" w:name="ref-hemingway_style"/>
     <w:p>
       <w:pPr>
         <w:pStyle w:val="Bibliography"/>
@@ -2377,7 +3037,7 @@
       <w:r>
         <w:t xml:space="preserve"> </w:t>
       </w:r>
-      <w:hyperlink r:id="rId32">
+      <w:hyperlink r:id="rId38">
         <w:r>
           <w:rPr>
             <w:rStyle w:val="Hyperlink"/>
@@ -2389,8 +3049,8 @@
         <w:t xml:space="preserve">.</w:t>
       </w:r>
     </w:p>
-    <w:bookmarkEnd w:id="33"/>
-    <w:bookmarkStart w:id="35" w:name="ref-caesar_gallic"/>
+    <w:bookmarkEnd w:id="39"/>
+    <w:bookmarkStart w:id="41" w:name="ref-caesar_gallic"/>
     <w:p>
       <w:pPr>
         <w:pStyle w:val="Bibliography"/>
@@ -2449,7 +3109,7 @@
       <w:r>
         <w:t xml:space="preserve"> </w:t>
       </w:r>
-      <w:hyperlink r:id="rId34">
+      <w:hyperlink r:id="rId40">
         <w:r>
           <w:rPr>
             <w:rStyle w:val="Hyperlink"/>
@@ -2461,9 +3121,9 @@
         <w:t xml:space="preserve">.</w:t>
       </w:r>
     </w:p>
-    <w:bookmarkEnd w:id="35"/>
-    <w:bookmarkEnd w:id="36"/>
-    <w:bookmarkEnd w:id="37"/>
+    <w:bookmarkEnd w:id="41"/>
+    <w:bookmarkEnd w:id="42"/>
+    <w:bookmarkEnd w:id="43"/>
     <w:sectPr>
       <w:footnotePr>
         <w:numRestart w:val="eachSect"/>
@@ -2802,6 +3462,9 @@
     <w:abstractNumId w:val="991"/>
   </w:num>
   <w:num w:numId="1013">
+    <w:abstractNumId w:val="991"/>
+  </w:num>
+  <w:num w:numId="1014">
     <w:abstractNumId w:val="99411"/>
     <w:lvlOverride w:ilvl="0">
       <w:startOverride w:val="1"/>

--- a/pr-preview/pr-204/chapters/conciseness-tracked-changes.docx
+++ b/pr-preview/pr-204/chapters/conciseness-tracked-changes.docx
@@ -16,7 +16,7 @@
       </w:pPr>
       <w:del w:id="1" w:author="PR Preview" w:date="2026-01-01T00:00:00Z">
         <w:r>
-          <w:delText xml:space="preserve">Last modified: 2026-10-16 03:13:33 (PDT)</w:delText>
+          <w:delText xml:space="preserve">Last modified: 2026-10-16 04:25:52 (PDT)</w:delText>
         </w:r>
       </w:del>
     </w:p>
@@ -26,7 +26,7 @@
       </w:pPr>
       <w:ins w:id="2" w:author="PR Preview" w:date="2026-01-01T00:00:00Z">
         <w:r>
-          <w:t xml:space="preserve">Last modified: 2026-10-16 03:17:34 (PDT)</w:t>
+          <w:t xml:space="preserve">Last modified: 2026-10-16 04:32:20 (PDT)</w:t>
         </w:r>
       </w:ins>
     </w:p>
@@ -550,146 +550,88 @@
       <w:pPr>
         <w:pStyle w:val="Heading2"/>
       </w:pPr>
-      <w:del w:id="3" w:author="PR Preview" w:date="2026-01-01T00:00:00Z">
-        <w:r>
-          <w:delText xml:space="preserve">2 Write in the active voice</w:delText>
-        </w:r>
-      </w:del>
-    </w:p>
-    <w:p>
-      <w:pPr>
-        <w:pStyle w:val="Heading2"/>
-      </w:pPr>
-      <w:ins w:id="4" w:author="PR Preview" w:date="2026-01-01T00:00:00Z">
-        <w:r>
-          <w:t xml:space="preserve">2 Make every word tell</w:t>
-        </w:r>
-      </w:ins>
+      <w:r>
+        <w:t xml:space="preserve">2 Make every word tell</w:t>
+      </w:r>
     </w:p>
     <w:p>
       <w:pPr>
         <w:pStyle w:val="FirstParagraph"/>
       </w:pPr>
-      <w:ins w:id="5" w:author="PR Preview" w:date="2026-01-01T00:00:00Z">
-        <w:r>
-          <w:t xml:space="preserve">Strunk’s rule 13 states the principle:</w:t>
-        </w:r>
-      </w:ins>
-      <w:ins w:id="6" w:author="PR Preview" w:date="2026-01-01T00:00:00Z">
-        <w:r>
-          <w:t xml:space="preserve"> </w:t>
-        </w:r>
-      </w:ins>
-      <w:ins w:id="7" w:author="PR Preview" w:date="2026-01-01T00:00:00Z">
-        <w:r>
-          <w:t xml:space="preserve">“Vigorous writing is concise.</w:t>
-        </w:r>
-      </w:ins>
-      <w:ins w:id="8" w:author="PR Preview" w:date="2026-01-01T00:00:00Z">
-        <w:r>
-          <w:t xml:space="preserve"> </w:t>
-        </w:r>
-      </w:ins>
-      <w:ins w:id="9" w:author="PR Preview" w:date="2026-01-01T00:00:00Z">
-        <w:r>
-          <w:t xml:space="preserve">A sentence should contain no unnecessary words,</w:t>
-        </w:r>
-      </w:ins>
-      <w:ins w:id="10" w:author="PR Preview" w:date="2026-01-01T00:00:00Z">
-        <w:r>
-          <w:t xml:space="preserve"> </w:t>
-        </w:r>
-      </w:ins>
-      <w:ins w:id="11" w:author="PR Preview" w:date="2026-01-01T00:00:00Z">
-        <w:r>
-          <w:t xml:space="preserve">a paragraph no unnecessary sentences,</w:t>
-        </w:r>
-      </w:ins>
-      <w:ins w:id="12" w:author="PR Preview" w:date="2026-01-01T00:00:00Z">
-        <w:r>
-          <w:t xml:space="preserve"> </w:t>
-        </w:r>
-      </w:ins>
-      <w:ins w:id="13" w:author="PR Preview" w:date="2026-01-01T00:00:00Z">
-        <w:r>
-          <w:t xml:space="preserve">for the same reason that a drawing should have no unnecessary lines</w:t>
-        </w:r>
-      </w:ins>
-      <w:ins w:id="14" w:author="PR Preview" w:date="2026-01-01T00:00:00Z">
-        <w:r>
-          <w:t xml:space="preserve"> </w:t>
-        </w:r>
-      </w:ins>
-      <w:ins w:id="15" w:author="PR Preview" w:date="2026-01-01T00:00:00Z">
-        <w:r>
-          <w:t xml:space="preserve">and a machine no unnecessary parts.”</w:t>
-        </w:r>
-      </w:ins>
-      <w:ins w:id="16" w:author="PR Preview" w:date="2026-01-01T00:00:00Z">
-        <w:r>
-          <w:t xml:space="preserve"> </w:t>
-        </w:r>
-      </w:ins>
-      <w:ins w:id="17" w:author="PR Preview" w:date="2026-01-01T00:00:00Z">
-        <w:r>
-          <w:t xml:space="preserve">He adds that this</w:t>
-        </w:r>
-      </w:ins>
-      <w:ins w:id="18" w:author="PR Preview" w:date="2026-01-01T00:00:00Z">
-        <w:r>
-          <w:t xml:space="preserve"> </w:t>
-        </w:r>
-      </w:ins>
-      <w:ins w:id="19" w:author="PR Preview" w:date="2026-01-01T00:00:00Z">
-        <w:r>
-          <w:t xml:space="preserve">“requires not that the writer make all his sentences short,</w:t>
-        </w:r>
-      </w:ins>
-      <w:ins w:id="20" w:author="PR Preview" w:date="2026-01-01T00:00:00Z">
-        <w:r>
-          <w:t xml:space="preserve"> </w:t>
-        </w:r>
-      </w:ins>
-      <w:ins w:id="21" w:author="PR Preview" w:date="2026-01-01T00:00:00Z">
-        <w:r>
-          <w:t xml:space="preserve">or that he avoid all detail and treat his subjects only in outline,</w:t>
-        </w:r>
-      </w:ins>
-      <w:ins w:id="22" w:author="PR Preview" w:date="2026-01-01T00:00:00Z">
-        <w:r>
-          <w:t xml:space="preserve"> </w:t>
-        </w:r>
-      </w:ins>
-      <w:ins w:id="23" w:author="PR Preview" w:date="2026-01-01T00:00:00Z">
-        <w:r>
-          <w:t xml:space="preserve">but that he make every word tell”</w:t>
-        </w:r>
-      </w:ins>
-      <w:ins w:id="24" w:author="PR Preview" w:date="2026-01-01T00:00:00Z">
-        <w:r>
-          <w:t xml:space="preserve"> </w:t>
-        </w:r>
-      </w:ins>
-      <w:ins w:id="25" w:author="PR Preview" w:date="2026-01-01T00:00:00Z">
-        <w:r>
-          <w:t xml:space="preserve">(Strunk 1920, rule 13)</w:t>
-        </w:r>
-      </w:ins>
-      <w:ins w:id="26" w:author="PR Preview" w:date="2026-01-01T00:00:00Z">
-        <w:r>
-          <w:t xml:space="preserve">.</w:t>
-        </w:r>
-      </w:ins>
+      <w:r>
+        <w:t xml:space="preserve">Strunk’s rule 13 states the principle:</w:t>
+      </w:r>
+      <w:r>
+        <w:t xml:space="preserve"> </w:t>
+      </w:r>
+      <w:r>
+        <w:t xml:space="preserve">“Vigorous writing is concise.</w:t>
+      </w:r>
+      <w:r>
+        <w:t xml:space="preserve"> </w:t>
+      </w:r>
+      <w:r>
+        <w:t xml:space="preserve">A sentence should contain no unnecessary words,</w:t>
+      </w:r>
+      <w:r>
+        <w:t xml:space="preserve"> </w:t>
+      </w:r>
+      <w:r>
+        <w:t xml:space="preserve">a paragraph no unnecessary sentences,</w:t>
+      </w:r>
+      <w:r>
+        <w:t xml:space="preserve"> </w:t>
+      </w:r>
+      <w:r>
+        <w:t xml:space="preserve">for the same reason that a drawing should have no unnecessary lines</w:t>
+      </w:r>
+      <w:r>
+        <w:t xml:space="preserve"> </w:t>
+      </w:r>
+      <w:r>
+        <w:t xml:space="preserve">and a machine no unnecessary parts.”</w:t>
+      </w:r>
+      <w:r>
+        <w:t xml:space="preserve"> </w:t>
+      </w:r>
+      <w:r>
+        <w:t xml:space="preserve">He adds that this</w:t>
+      </w:r>
+      <w:r>
+        <w:t xml:space="preserve"> </w:t>
+      </w:r>
+      <w:r>
+        <w:t xml:space="preserve">“requires not that the writer make all his sentences short,</w:t>
+      </w:r>
+      <w:r>
+        <w:t xml:space="preserve"> </w:t>
+      </w:r>
+      <w:r>
+        <w:t xml:space="preserve">or that he avoid all detail and treat his subjects only in outline,</w:t>
+      </w:r>
+      <w:r>
+        <w:t xml:space="preserve"> </w:t>
+      </w:r>
+      <w:r>
+        <w:t xml:space="preserve">but that he make every word tell”</w:t>
+      </w:r>
+      <w:r>
+        <w:t xml:space="preserve"> </w:t>
+      </w:r>
+      <w:r>
+        <w:t xml:space="preserve">(Strunk 1920, rule 13)</w:t>
+      </w:r>
+      <w:r>
+        <w:t xml:space="preserve">.</w:t>
+      </w:r>
     </w:p>
     <w:p>
       <w:pPr>
         <w:pStyle w:val="BodyText"/>
       </w:pPr>
-      <w:ins w:id="27" w:author="PR Preview" w:date="2026-01-01T00:00:00Z">
-        <w:r>
-          <w:t xml:space="preserve">Strunk’s examples of expressions that waste words:</w:t>
-        </w:r>
-      </w:ins>
+      <w:r>
+        <w:t xml:space="preserve">Strunk’s examples of expressions that waste words:</w:t>
+      </w:r>
     </w:p>
     <w:p>
       <w:pPr>
@@ -699,31 +641,21 @@
           <w:numId w:val="1006"/>
         </w:numPr>
       </w:pPr>
-      <w:ins w:id="28" w:author="PR Preview" w:date="2026-01-01T00:00:00Z">
-        <w:r>
-          <w:t xml:space="preserve">“the question as to whether”</w:t>
-        </w:r>
-      </w:ins>
-      <w:ins w:id="29" w:author="PR Preview" w:date="2026-01-01T00:00:00Z">
-        <w:r>
-          <w:t xml:space="preserve"> </w:t>
-        </w:r>
-      </w:ins>
-      <w:ins w:id="30" w:author="PR Preview" w:date="2026-01-01T00:00:00Z">
-        <w:r>
-          <w:t xml:space="preserve">→</w:t>
-        </w:r>
-      </w:ins>
-      <w:ins w:id="31" w:author="PR Preview" w:date="2026-01-01T00:00:00Z">
-        <w:r>
-          <w:t xml:space="preserve"> </w:t>
-        </w:r>
-      </w:ins>
-      <w:ins w:id="32" w:author="PR Preview" w:date="2026-01-01T00:00:00Z">
-        <w:r>
-          <w:t xml:space="preserve">“whether”</w:t>
-        </w:r>
-      </w:ins>
+      <w:r>
+        <w:t xml:space="preserve">“the question as to whether”</w:t>
+      </w:r>
+      <w:r>
+        <w:t xml:space="preserve"> </w:t>
+      </w:r>
+      <w:r>
+        <w:t xml:space="preserve">→</w:t>
+      </w:r>
+      <w:r>
+        <w:t xml:space="preserve"> </w:t>
+      </w:r>
+      <w:r>
+        <w:t xml:space="preserve">“whether”</w:t>
+      </w:r>
     </w:p>
     <w:p>
       <w:pPr>
@@ -733,31 +665,21 @@
           <w:numId w:val="1006"/>
         </w:numPr>
       </w:pPr>
-      <w:ins w:id="33" w:author="PR Preview" w:date="2026-01-01T00:00:00Z">
-        <w:r>
-          <w:t xml:space="preserve">“used for fuel purposes”</w:t>
-        </w:r>
-      </w:ins>
-      <w:ins w:id="34" w:author="PR Preview" w:date="2026-01-01T00:00:00Z">
-        <w:r>
-          <w:t xml:space="preserve"> </w:t>
-        </w:r>
-      </w:ins>
-      <w:ins w:id="35" w:author="PR Preview" w:date="2026-01-01T00:00:00Z">
-        <w:r>
-          <w:t xml:space="preserve">→</w:t>
-        </w:r>
-      </w:ins>
-      <w:ins w:id="36" w:author="PR Preview" w:date="2026-01-01T00:00:00Z">
-        <w:r>
-          <w:t xml:space="preserve"> </w:t>
-        </w:r>
-      </w:ins>
-      <w:ins w:id="37" w:author="PR Preview" w:date="2026-01-01T00:00:00Z">
-        <w:r>
-          <w:t xml:space="preserve">“used for fuel”</w:t>
-        </w:r>
-      </w:ins>
+      <w:r>
+        <w:t xml:space="preserve">“used for fuel purposes”</w:t>
+      </w:r>
+      <w:r>
+        <w:t xml:space="preserve"> </w:t>
+      </w:r>
+      <w:r>
+        <w:t xml:space="preserve">→</w:t>
+      </w:r>
+      <w:r>
+        <w:t xml:space="preserve"> </w:t>
+      </w:r>
+      <w:r>
+        <w:t xml:space="preserve">“used for fuel”</w:t>
+      </w:r>
     </w:p>
     <w:p>
       <w:pPr>
@@ -767,31 +689,21 @@
           <w:numId w:val="1006"/>
         </w:numPr>
       </w:pPr>
-      <w:ins w:id="38" w:author="PR Preview" w:date="2026-01-01T00:00:00Z">
-        <w:r>
-          <w:t xml:space="preserve">“in a hasty manner”</w:t>
-        </w:r>
-      </w:ins>
-      <w:ins w:id="39" w:author="PR Preview" w:date="2026-01-01T00:00:00Z">
-        <w:r>
-          <w:t xml:space="preserve"> </w:t>
-        </w:r>
-      </w:ins>
-      <w:ins w:id="40" w:author="PR Preview" w:date="2026-01-01T00:00:00Z">
-        <w:r>
-          <w:t xml:space="preserve">→</w:t>
-        </w:r>
-      </w:ins>
-      <w:ins w:id="41" w:author="PR Preview" w:date="2026-01-01T00:00:00Z">
-        <w:r>
-          <w:t xml:space="preserve"> </w:t>
-        </w:r>
-      </w:ins>
-      <w:ins w:id="42" w:author="PR Preview" w:date="2026-01-01T00:00:00Z">
-        <w:r>
-          <w:t xml:space="preserve">“hastily”</w:t>
-        </w:r>
-      </w:ins>
+      <w:r>
+        <w:t xml:space="preserve">“in a hasty manner”</w:t>
+      </w:r>
+      <w:r>
+        <w:t xml:space="preserve"> </w:t>
+      </w:r>
+      <w:r>
+        <w:t xml:space="preserve">→</w:t>
+      </w:r>
+      <w:r>
+        <w:t xml:space="preserve"> </w:t>
+      </w:r>
+      <w:r>
+        <w:t xml:space="preserve">“hastily”</w:t>
+      </w:r>
     </w:p>
     <w:p>
       <w:pPr>
@@ -801,31 +713,21 @@
           <w:numId w:val="1006"/>
         </w:numPr>
       </w:pPr>
-      <w:ins w:id="43" w:author="PR Preview" w:date="2026-01-01T00:00:00Z">
-        <w:r>
-          <w:t xml:space="preserve">“owing to the fact that”</w:t>
-        </w:r>
-      </w:ins>
-      <w:ins w:id="44" w:author="PR Preview" w:date="2026-01-01T00:00:00Z">
-        <w:r>
-          <w:t xml:space="preserve"> </w:t>
-        </w:r>
-      </w:ins>
-      <w:ins w:id="45" w:author="PR Preview" w:date="2026-01-01T00:00:00Z">
-        <w:r>
-          <w:t xml:space="preserve">→</w:t>
-        </w:r>
-      </w:ins>
-      <w:ins w:id="46" w:author="PR Preview" w:date="2026-01-01T00:00:00Z">
-        <w:r>
-          <w:t xml:space="preserve"> </w:t>
-        </w:r>
-      </w:ins>
-      <w:ins w:id="47" w:author="PR Preview" w:date="2026-01-01T00:00:00Z">
-        <w:r>
-          <w:t xml:space="preserve">“since”</w:t>
-        </w:r>
-      </w:ins>
+      <w:r>
+        <w:t xml:space="preserve">“owing to the fact that”</w:t>
+      </w:r>
+      <w:r>
+        <w:t xml:space="preserve"> </w:t>
+      </w:r>
+      <w:r>
+        <w:t xml:space="preserve">→</w:t>
+      </w:r>
+      <w:r>
+        <w:t xml:space="preserve"> </w:t>
+      </w:r>
+      <w:r>
+        <w:t xml:space="preserve">“since”</w:t>
+      </w:r>
     </w:p>
     <w:p>
       <w:pPr>
@@ -835,31 +737,21 @@
           <w:numId w:val="1006"/>
         </w:numPr>
       </w:pPr>
-      <w:ins w:id="48" w:author="PR Preview" w:date="2026-01-01T00:00:00Z">
-        <w:r>
-          <w:t xml:space="preserve">“the fact that he had not succeeded”</w:t>
-        </w:r>
-      </w:ins>
-      <w:ins w:id="49" w:author="PR Preview" w:date="2026-01-01T00:00:00Z">
-        <w:r>
-          <w:t xml:space="preserve"> </w:t>
-        </w:r>
-      </w:ins>
-      <w:ins w:id="50" w:author="PR Preview" w:date="2026-01-01T00:00:00Z">
-        <w:r>
-          <w:t xml:space="preserve">→</w:t>
-        </w:r>
-      </w:ins>
-      <w:ins w:id="51" w:author="PR Preview" w:date="2026-01-01T00:00:00Z">
-        <w:r>
-          <w:t xml:space="preserve"> </w:t>
-        </w:r>
-      </w:ins>
-      <w:ins w:id="52" w:author="PR Preview" w:date="2026-01-01T00:00:00Z">
-        <w:r>
-          <w:t xml:space="preserve">“his failure”</w:t>
-        </w:r>
-      </w:ins>
+      <w:r>
+        <w:t xml:space="preserve">“the fact that he had not succeeded”</w:t>
+      </w:r>
+      <w:r>
+        <w:t xml:space="preserve"> </w:t>
+      </w:r>
+      <w:r>
+        <w:t xml:space="preserve">→</w:t>
+      </w:r>
+      <w:r>
+        <w:t xml:space="preserve"> </w:t>
+      </w:r>
+      <w:r>
+        <w:t xml:space="preserve">“his failure”</w:t>
+      </w:r>
     </w:p>
     <w:p>
       <w:pPr>
@@ -869,76 +761,50 @@
           <w:numId w:val="1006"/>
         </w:numPr>
       </w:pPr>
-      <w:ins w:id="53" w:author="PR Preview" w:date="2026-01-01T00:00:00Z">
-        <w:r>
-          <w:t xml:space="preserve">“His brother, who is a member of the same firm”</w:t>
-        </w:r>
-      </w:ins>
-      <w:ins w:id="54" w:author="PR Preview" w:date="2026-01-01T00:00:00Z">
-        <w:r>
-          <w:t xml:space="preserve"> </w:t>
-        </w:r>
-      </w:ins>
-      <w:ins w:id="55" w:author="PR Preview" w:date="2026-01-01T00:00:00Z">
-        <w:r>
-          <w:t xml:space="preserve">→</w:t>
-        </w:r>
-      </w:ins>
-      <w:ins w:id="56" w:author="PR Preview" w:date="2026-01-01T00:00:00Z">
-        <w:r>
-          <w:t xml:space="preserve"> </w:t>
-        </w:r>
-      </w:ins>
-      <w:ins w:id="57" w:author="PR Preview" w:date="2026-01-01T00:00:00Z">
-        <w:r>
-          <w:t xml:space="preserve">“His brother, a member of the same firm”</w:t>
-        </w:r>
-      </w:ins>
+      <w:r>
+        <w:t xml:space="preserve">“His brother, who is a member of the same firm”</w:t>
+      </w:r>
+      <w:r>
+        <w:t xml:space="preserve"> </w:t>
+      </w:r>
+      <w:r>
+        <w:t xml:space="preserve">→</w:t>
+      </w:r>
+      <w:r>
+        <w:t xml:space="preserve"> </w:t>
+      </w:r>
+      <w:r>
+        <w:t xml:space="preserve">“His brother, a member of the same firm”</w:t>
+      </w:r>
     </w:p>
     <w:p>
       <w:pPr>
         <w:pStyle w:val="FirstParagraph"/>
       </w:pPr>
-      <w:ins w:id="58" w:author="PR Preview" w:date="2026-01-01T00:00:00Z">
-        <w:r>
-          <w:t xml:space="preserve">The same rule applies to statistical writing:</w:t>
-        </w:r>
-      </w:ins>
-      <w:ins w:id="59" w:author="PR Preview" w:date="2026-01-01T00:00:00Z">
-        <w:r>
-          <w:t xml:space="preserve"> </w:t>
-        </w:r>
-      </w:ins>
-      <w:ins w:id="60" w:author="PR Preview" w:date="2026-01-01T00:00:00Z">
-        <w:r>
-          <w:t xml:space="preserve">“We conducted an analysis of the data to determine whether there is an association between smoking and lung cancer”</w:t>
-        </w:r>
-      </w:ins>
-      <w:ins w:id="61" w:author="PR Preview" w:date="2026-01-01T00:00:00Z">
-        <w:r>
-          <w:t xml:space="preserve"> </w:t>
-        </w:r>
-      </w:ins>
-      <w:ins w:id="62" w:author="PR Preview" w:date="2026-01-01T00:00:00Z">
-        <w:r>
-          <w:t xml:space="preserve">becomes</w:t>
-        </w:r>
-      </w:ins>
-      <w:ins w:id="63" w:author="PR Preview" w:date="2026-01-01T00:00:00Z">
-        <w:r>
-          <w:t xml:space="preserve"> </w:t>
-        </w:r>
-      </w:ins>
-      <w:ins w:id="64" w:author="PR Preview" w:date="2026-01-01T00:00:00Z">
-        <w:r>
-          <w:t xml:space="preserve">“We tested whether smoking is associated with lung cancer”</w:t>
-        </w:r>
-      </w:ins>
-      <w:ins w:id="65" w:author="PR Preview" w:date="2026-01-01T00:00:00Z">
-        <w:r>
-          <w:t xml:space="preserve">.</w:t>
-        </w:r>
-      </w:ins>
+      <w:r>
+        <w:t xml:space="preserve">The same rule applies to statistical writing:</w:t>
+      </w:r>
+      <w:r>
+        <w:t xml:space="preserve"> </w:t>
+      </w:r>
+      <w:r>
+        <w:t xml:space="preserve">“We conducted an analysis of the data to determine whether there is an association between smoking and lung cancer”</w:t>
+      </w:r>
+      <w:r>
+        <w:t xml:space="preserve"> </w:t>
+      </w:r>
+      <w:r>
+        <w:t xml:space="preserve">becomes</w:t>
+      </w:r>
+      <w:r>
+        <w:t xml:space="preserve"> </w:t>
+      </w:r>
+      <w:r>
+        <w:t xml:space="preserve">“We tested whether smoking is associated with lung cancer”</w:t>
+      </w:r>
+      <w:r>
+        <w:t xml:space="preserve">.</w:t>
+      </w:r>
     </w:p>
     <w:bookmarkEnd w:id="14"/>
     <w:bookmarkStart w:id="16" w:name="write-in-the-active-voice"/>
@@ -946,11 +812,9 @@
       <w:pPr>
         <w:pStyle w:val="Heading2"/>
       </w:pPr>
-      <w:ins w:id="66" w:author="PR Preview" w:date="2026-01-01T00:00:00Z">
-        <w:r>
-          <w:t xml:space="preserve">3 Write in the active voice</w:t>
-        </w:r>
-      </w:ins>
+      <w:r>
+        <w:t xml:space="preserve">3 Write in the active voice</w:t>
+      </w:r>
     </w:p>
     <w:p>
       <w:pPr>
@@ -1185,26 +1049,77 @@
       </w:r>
     </w:p>
     <w:bookmarkEnd w:id="16"/>
-    <w:bookmarkStart w:id="17" w:name="lead-with-the-subject"/>
+    <w:bookmarkStart w:id="18" w:name="write-about-the-ideas-not-the-document"/>
     <w:p>
       <w:pPr>
         <w:pStyle w:val="Heading2"/>
       </w:pPr>
-      <w:del w:id="67" w:author="PR Preview" w:date="2026-01-01T00:00:00Z">
+      <w:r>
+        <w:t xml:space="preserve">4 Write about the ideas, not the document</w:t>
+      </w:r>
+    </w:p>
+    <w:p>
+      <w:pPr>
+        <w:pStyle w:val="FirstParagraph"/>
+      </w:pPr>
+      <w:r>
+        <w:t xml:space="preserve">A sentence about which part of the document holds a definition adds no content.</w:t>
+      </w:r>
+      <w:r>
+        <w:t xml:space="preserve"> </w:t>
+      </w:r>
+      <w:r>
+        <w:t xml:space="preserve">State the idea and link the term, as</w:t>
+      </w:r>
+      <w:r>
+        <w:t xml:space="preserve"> </w:t>
+      </w:r>
+      <w:hyperlink r:id="rId17">
         <w:r>
-          <w:delText xml:space="preserve">3 Lead with the subject</w:delText>
+          <w:rPr>
+            <w:rStyle w:val="Hyperlink"/>
+          </w:rPr>
+          <w:t xml:space="preserve">Talk about the ideas, not the notes</w:t>
         </w:r>
-      </w:del>
-    </w:p>
+      </w:hyperlink>
+      <w:r>
+        <w:t xml:space="preserve"> </w:t>
+      </w:r>
+      <w:r>
+        <w:t xml:space="preserve">explains.</w:t>
+      </w:r>
+      <w:r>
+        <w:t xml:space="preserve"> </w:t>
+      </w:r>
+      <w:r>
+        <w:t xml:space="preserve">The ✅ example below omits the link only because this guide has no page for the term.</w:t>
+      </w:r>
+    </w:p>
+    <w:p>
+      <w:pPr>
+        <w:pStyle w:val="BlockText"/>
+      </w:pPr>
+      <w:r>
+        <w:t xml:space="preserve">❌ The statistics notes define the training error as the average loss on the fitted data.</w:t>
+      </w:r>
+    </w:p>
+    <w:p>
+      <w:pPr>
+        <w:pStyle w:val="BlockText"/>
+      </w:pPr>
+      <w:r>
+        <w:t xml:space="preserve">✅ The training error is the average loss on the data used to fit the model.</w:t>
+      </w:r>
+    </w:p>
+    <w:bookmarkEnd w:id="18"/>
+    <w:bookmarkStart w:id="19" w:name="lead-with-the-subject"/>
     <w:p>
       <w:pPr>
         <w:pStyle w:val="Heading2"/>
       </w:pPr>
-      <w:ins w:id="68" w:author="PR Preview" w:date="2026-01-01T00:00:00Z">
-        <w:r>
-          <w:t xml:space="preserve">4 Lead with the subject</w:t>
-        </w:r>
-      </w:ins>
+      <w:r>
+        <w:t xml:space="preserve">5 Lead with the subject</w:t>
+      </w:r>
     </w:p>
     <w:p>
       <w:pPr>
@@ -1328,27 +1243,15 @@
         <w:t xml:space="preserve">.</w:t>
       </w:r>
     </w:p>
-    <w:bookmarkEnd w:id="17"/>
-    <w:bookmarkStart w:id="19" w:name="limit-complex-sentence-structures"/>
+    <w:bookmarkEnd w:id="19"/>
+    <w:bookmarkStart w:id="21" w:name="limit-complex-sentence-structures"/>
     <w:p>
       <w:pPr>
         <w:pStyle w:val="Heading2"/>
       </w:pPr>
-      <w:del w:id="69" w:author="PR Preview" w:date="2026-01-01T00:00:00Z">
-        <w:r>
-          <w:delText xml:space="preserve">4 Limit complex sentence structures</w:delText>
-        </w:r>
-      </w:del>
-    </w:p>
-    <w:p>
-      <w:pPr>
-        <w:pStyle w:val="Heading2"/>
-      </w:pPr>
-      <w:ins w:id="70" w:author="PR Preview" w:date="2026-01-01T00:00:00Z">
-        <w:r>
-          <w:t xml:space="preserve">5 Limit complex sentence structures</w:t>
-        </w:r>
-      </w:ins>
+      <w:r>
+        <w:t xml:space="preserve">6 Limit complex sentence structures</w:t>
+      </w:r>
     </w:p>
     <w:p>
       <w:pPr>
@@ -1450,7 +1353,7 @@
         <w:t xml:space="preserve">each carrying one main idea.</w:t>
       </w:r>
     </w:p>
-    <w:bookmarkStart w:id="18" w:name="exm-nested-clauses"/>
+    <w:bookmarkStart w:id="20" w:name="exm-nested-clauses"/>
     <w:p>
       <w:pPr>
         <w:pStyle w:val="BodyText"/>
@@ -1511,28 +1414,16 @@
         <w:t xml:space="preserve">so the reader can absorb each idea before moving on.</w:t>
       </w:r>
     </w:p>
-    <w:bookmarkEnd w:id="18"/>
-    <w:bookmarkEnd w:id="19"/>
-    <w:bookmarkStart w:id="21" w:name="X831e99641ea6e3d916f49fb78be48dc576ff061"/>
+    <w:bookmarkEnd w:id="20"/>
+    <w:bookmarkEnd w:id="21"/>
+    <w:bookmarkStart w:id="23" w:name="X831e99641ea6e3d916f49fb78be48dc576ff061"/>
     <w:p>
       <w:pPr>
         <w:pStyle w:val="Heading2"/>
       </w:pPr>
-      <w:del w:id="71" w:author="PR Preview" w:date="2026-01-01T00:00:00Z">
-        <w:r>
-          <w:delText xml:space="preserve">5 Do not rule out readings no reader would make</w:delText>
-        </w:r>
-      </w:del>
-    </w:p>
-    <w:p>
-      <w:pPr>
-        <w:pStyle w:val="Heading2"/>
-      </w:pPr>
-      <w:ins w:id="72" w:author="PR Preview" w:date="2026-01-01T00:00:00Z">
-        <w:r>
-          <w:t xml:space="preserve">6 Do not rule out readings no reader would make</w:t>
-        </w:r>
-      </w:ins>
+      <w:r>
+        <w:t xml:space="preserve">7 Do not rule out readings no reader would make</w:t>
+      </w:r>
     </w:p>
     <w:p>
       <w:pPr>
@@ -1572,7 +1463,7 @@
         <w:t xml:space="preserve">and can plant the confusion it was meant to prevent.</w:t>
       </w:r>
     </w:p>
-    <w:bookmarkStart w:id="20" w:name="exm-gratuitous-disclaimer"/>
+    <w:bookmarkStart w:id="22" w:name="exm-gratuitous-disclaimer"/>
     <w:p>
       <w:pPr>
         <w:pStyle w:val="BodyText"/>
@@ -1657,7 +1548,7 @@
         <w:t xml:space="preserve">that the reader would not otherwise have considered.</w:t>
       </w:r>
     </w:p>
-    <w:bookmarkEnd w:id="20"/>
+    <w:bookmarkEnd w:id="22"/>
     <w:p>
       <w:pPr>
         <w:pStyle w:val="BodyText"/>
@@ -1728,27 +1619,15 @@
         <w:t xml:space="preserve">a report for clinicians might.</w:t>
       </w:r>
     </w:p>
-    <w:bookmarkEnd w:id="21"/>
-    <w:bookmarkStart w:id="23" w:name="avoid-double-negatives"/>
+    <w:bookmarkEnd w:id="23"/>
+    <w:bookmarkStart w:id="25" w:name="avoid-double-negatives"/>
     <w:p>
       <w:pPr>
         <w:pStyle w:val="Heading2"/>
       </w:pPr>
-      <w:del w:id="73" w:author="PR Preview" w:date="2026-01-01T00:00:00Z">
-        <w:r>
-          <w:delText xml:space="preserve">6 Avoid double negatives</w:delText>
-        </w:r>
-      </w:del>
-    </w:p>
-    <w:p>
-      <w:pPr>
-        <w:pStyle w:val="Heading2"/>
-      </w:pPr>
-      <w:ins w:id="74" w:author="PR Preview" w:date="2026-01-01T00:00:00Z">
-        <w:r>
-          <w:t xml:space="preserve">7 Avoid double negatives</w:t>
-        </w:r>
-      </w:ins>
+      <w:r>
+        <w:t xml:space="preserve">8 Avoid double negatives</w:t>
+      </w:r>
     </w:p>
     <w:p>
       <w:pPr>
@@ -1858,7 +1737,7 @@
         <w:t xml:space="preserve">and it is the standard wording for a test result.</w:t>
       </w:r>
     </w:p>
-    <w:bookmarkStart w:id="22" w:name="exm-double-negative"/>
+    <w:bookmarkStart w:id="24" w:name="exm-double-negative"/>
     <w:p>
       <w:pPr>
         <w:pStyle w:val="BodyText"/>
@@ -1948,28 +1827,16 @@
         <w:t xml:space="preserve">Choose the one you mean.</w:t>
       </w:r>
     </w:p>
-    <w:bookmarkEnd w:id="22"/>
-    <w:bookmarkEnd w:id="23"/>
-    <w:bookmarkStart w:id="26" w:name="Xa757197b9b942a803dc05820332a104a8aaeee4"/>
+    <w:bookmarkEnd w:id="24"/>
+    <w:bookmarkEnd w:id="25"/>
+    <w:bookmarkStart w:id="28" w:name="Xa757197b9b942a803dc05820332a104a8aaeee4"/>
     <w:p>
       <w:pPr>
         <w:pStyle w:val="Heading2"/>
       </w:pPr>
-      <w:del w:id="75" w:author="PR Preview" w:date="2026-01-01T00:00:00Z">
-        <w:r>
-          <w:delText xml:space="preserve">7 Write about the subject, not about the text</w:delText>
-        </w:r>
-      </w:del>
-    </w:p>
-    <w:p>
-      <w:pPr>
-        <w:pStyle w:val="Heading2"/>
-      </w:pPr>
-      <w:ins w:id="76" w:author="PR Preview" w:date="2026-01-01T00:00:00Z">
-        <w:r>
-          <w:t xml:space="preserve">8 Write about the subject, not about the text</w:t>
-        </w:r>
-      </w:ins>
+      <w:r>
+        <w:t xml:space="preserve">9 Write about the subject, not about the text</w:t>
+      </w:r>
     </w:p>
     <w:p>
       <w:pPr>
@@ -2043,7 +1910,7 @@
       <w:r>
         <w:t xml:space="preserve"> </w:t>
       </w:r>
-      <w:hyperlink r:id="rId24">
+      <w:hyperlink r:id="rId26">
         <w:r>
           <w:rPr>
             <w:rStyle w:val="Hyperlink"/>
@@ -2067,7 +1934,7 @@
         <w:t xml:space="preserve">.</w:t>
       </w:r>
     </w:p>
-    <w:bookmarkStart w:id="25" w:name="exm-self-referential"/>
+    <w:bookmarkStart w:id="27" w:name="exm-self-referential"/>
     <w:p>
       <w:pPr>
         <w:pStyle w:val="BodyText"/>
@@ -2166,28 +2033,16 @@
         <w:t xml:space="preserve">instead of saying that it changes something.</w:t>
       </w:r>
     </w:p>
-    <w:bookmarkEnd w:id="25"/>
-    <w:bookmarkEnd w:id="26"/>
-    <w:bookmarkStart w:id="28" w:name="do-not-overexplain"/>
+    <w:bookmarkEnd w:id="27"/>
+    <w:bookmarkEnd w:id="28"/>
+    <w:bookmarkStart w:id="30" w:name="do-not-overexplain"/>
     <w:p>
       <w:pPr>
         <w:pStyle w:val="Heading2"/>
       </w:pPr>
-      <w:del w:id="77" w:author="PR Preview" w:date="2026-01-01T00:00:00Z">
-        <w:r>
-          <w:delText xml:space="preserve">8 Do not overexplain</w:delText>
-        </w:r>
-      </w:del>
-    </w:p>
-    <w:p>
-      <w:pPr>
-        <w:pStyle w:val="Heading2"/>
-      </w:pPr>
-      <w:ins w:id="78" w:author="PR Preview" w:date="2026-01-01T00:00:00Z">
-        <w:r>
-          <w:t xml:space="preserve">9 Do not overexplain</w:t>
-        </w:r>
-      </w:ins>
+      <w:r>
+        <w:t xml:space="preserve">10 Do not overexplain</w:t>
+      </w:r>
     </w:p>
     <w:p>
       <w:pPr>
@@ -2203,7 +2058,7 @@
         <w:t xml:space="preserve">Cut a qualifier, a restatement or a reason that the words before it already imply.</w:t>
       </w:r>
     </w:p>
-    <w:bookmarkStart w:id="27" w:name="exm-overexplain"/>
+    <w:bookmarkStart w:id="29" w:name="exm-overexplain"/>
     <w:p>
       <w:pPr>
         <w:pStyle w:val="BodyText"/>
@@ -2264,28 +2119,16 @@
         <w:t xml:space="preserve">The second is complete.</w:t>
       </w:r>
     </w:p>
-    <w:bookmarkEnd w:id="27"/>
-    <w:bookmarkEnd w:id="28"/>
-    <w:bookmarkStart w:id="35" w:name="put-lists-in-bullet-points"/>
+    <w:bookmarkEnd w:id="29"/>
+    <w:bookmarkEnd w:id="30"/>
+    <w:bookmarkStart w:id="37" w:name="put-lists-in-bullet-points"/>
     <w:p>
       <w:pPr>
         <w:pStyle w:val="Heading2"/>
       </w:pPr>
-      <w:del w:id="79" w:author="PR Preview" w:date="2026-01-01T00:00:00Z">
-        <w:r>
-          <w:delText xml:space="preserve">9 Put lists in bullet points</w:delText>
-        </w:r>
-      </w:del>
-    </w:p>
-    <w:p>
-      <w:pPr>
-        <w:pStyle w:val="Heading2"/>
-      </w:pPr>
-      <w:ins w:id="80" w:author="PR Preview" w:date="2026-01-01T00:00:00Z">
-        <w:r>
-          <w:t xml:space="preserve">10 Put lists in bullet points</w:t>
-        </w:r>
-      </w:ins>
+      <w:r>
+        <w:t xml:space="preserve">11 Put lists in bullet points</w:t>
+      </w:r>
     </w:p>
     <w:p>
       <w:pPr>
@@ -2472,7 +2315,7 @@
         <w:t xml:space="preserve">.</w:t>
       </w:r>
     </w:p>
-    <w:bookmarkStart w:id="29" w:name="exm-bullet-lists"/>
+    <w:bookmarkStart w:id="31" w:name="exm-bullet-lists"/>
     <w:p>
       <w:pPr>
         <w:pStyle w:val="FirstParagraph"/>
@@ -2557,8 +2400,8 @@
         <w:t xml:space="preserve">so the reader sees at a glance that there are three.</w:t>
       </w:r>
     </w:p>
-    <w:bookmarkEnd w:id="29"/>
-    <w:bookmarkStart w:id="33" w:name="exm-resource-lists"/>
+    <w:bookmarkEnd w:id="31"/>
+    <w:bookmarkStart w:id="35" w:name="exm-resource-lists"/>
     <w:p>
       <w:pPr>
         <w:pStyle w:val="BodyText"/>
@@ -2587,7 +2430,7 @@
       <w:r>
         <w:t xml:space="preserve"> </w:t>
       </w:r>
-      <w:hyperlink r:id="rId30">
+      <w:hyperlink r:id="rId32">
         <w:r>
           <w:rPr>
             <w:rStyle w:val="Hyperlink"/>
@@ -2601,7 +2444,7 @@
       <w:r>
         <w:t xml:space="preserve"> </w:t>
       </w:r>
-      <w:hyperlink r:id="rId31">
+      <w:hyperlink r:id="rId33">
         <w:r>
           <w:rPr>
             <w:rStyle w:val="Hyperlink"/>
@@ -2635,7 +2478,7 @@
       <w:r>
         <w:t xml:space="preserve"> </w:t>
       </w:r>
-      <w:hyperlink r:id="rId30">
+      <w:hyperlink r:id="rId32">
         <w:r>
           <w:rPr>
             <w:rStyle w:val="Hyperlink"/>
@@ -2661,7 +2504,7 @@
       <w:r>
         <w:t xml:space="preserve"> </w:t>
       </w:r>
-      <w:hyperlink r:id="rId31">
+      <w:hyperlink r:id="rId33">
         <w:r>
           <w:rPr>
             <w:rStyle w:val="Hyperlink"/>
@@ -2683,7 +2526,7 @@
       <w:r>
         <w:t xml:space="preserve"> </w:t>
       </w:r>
-      <w:hyperlink r:id="rId32">
+      <w:hyperlink r:id="rId34">
         <w:r>
           <w:rPr>
             <w:rStyle w:val="Hyperlink"/>
@@ -2707,8 +2550,8 @@
         <w:t xml:space="preserve">so the reader can pick one without parsing the paragraph.</w:t>
       </w:r>
     </w:p>
-    <w:bookmarkEnd w:id="33"/>
-    <w:bookmarkStart w:id="34" w:name="exm-numbered-lists"/>
+    <w:bookmarkEnd w:id="35"/>
+    <w:bookmarkStart w:id="36" w:name="exm-numbered-lists"/>
     <w:p>
       <w:pPr>
         <w:pStyle w:val="BodyText"/>
@@ -2815,28 +2658,16 @@
         <w:t xml:space="preserve">and the loop condition moves into the introducing sentence.</w:t>
       </w:r>
     </w:p>
-    <w:bookmarkEnd w:id="34"/>
-    <w:bookmarkEnd w:id="35"/>
-    <w:bookmarkStart w:id="43" w:name="examples-of-concise-writing"/>
+    <w:bookmarkEnd w:id="36"/>
+    <w:bookmarkEnd w:id="37"/>
+    <w:bookmarkStart w:id="45" w:name="examples-of-concise-writing"/>
     <w:p>
       <w:pPr>
         <w:pStyle w:val="Heading2"/>
       </w:pPr>
-      <w:del w:id="81" w:author="PR Preview" w:date="2026-01-01T00:00:00Z">
-        <w:r>
-          <w:delText xml:space="preserve">10 Examples of concise writing</w:delText>
-        </w:r>
-      </w:del>
-    </w:p>
-    <w:p>
-      <w:pPr>
-        <w:pStyle w:val="Heading2"/>
-      </w:pPr>
-      <w:ins w:id="82" w:author="PR Preview" w:date="2026-01-01T00:00:00Z">
-        <w:r>
-          <w:t xml:space="preserve">11 Examples of concise writing</w:t>
-        </w:r>
-      </w:ins>
+      <w:r>
+        <w:t xml:space="preserve">12 Examples of concise writing</w:t>
+      </w:r>
     </w:p>
     <w:p>
       <w:pPr>
@@ -2926,59 +2757,45 @@
         <w:t xml:space="preserve">.</w:t>
       </w:r>
     </w:p>
-    <w:bookmarkStart w:id="42" w:name="refs"/>
-    <w:bookmarkStart w:id="37" w:name="ref-strunk1920elements"/>
+    <w:bookmarkStart w:id="44" w:name="refs"/>
+    <w:bookmarkStart w:id="39" w:name="ref-strunk1920elements"/>
     <w:p>
       <w:pPr>
         <w:pStyle w:val="Bibliography"/>
       </w:pPr>
-      <w:ins w:id="83" w:author="PR Preview" w:date="2026-01-01T00:00:00Z">
-        <w:r>
-          <w:t xml:space="preserve">Strunk, William, Jr. 1920.</w:t>
-        </w:r>
-      </w:ins>
-      <w:ins w:id="84" w:author="PR Preview" w:date="2026-01-01T00:00:00Z">
-        <w:r>
-          <w:t xml:space="preserve"> </w:t>
-        </w:r>
-      </w:ins>
-      <w:ins w:id="85" w:author="PR Preview" w:date="2026-01-01T00:00:00Z">
+      <w:r>
+        <w:t xml:space="preserve">Strunk, William, Jr. 1920.</w:t>
+      </w:r>
+      <w:r>
+        <w:t xml:space="preserve"> </w:t>
+      </w:r>
+      <w:r>
+        <w:rPr>
+          <w:i/>
+          <w:iCs/>
+        </w:rPr>
+        <w:t xml:space="preserve">The Elements of Style</w:t>
+      </w:r>
+      <w:r>
+        <w:t xml:space="preserve">. Harcourt, Brace; Howe.</w:t>
+      </w:r>
+      <w:r>
+        <w:t xml:space="preserve"> </w:t>
+      </w:r>
+      <w:hyperlink r:id="rId38">
         <w:r>
           <w:rPr>
-            <w:i/>
-            <w:iCs/>
+            <w:rStyle w:val="Hyperlink"/>
           </w:rPr>
-          <w:t xml:space="preserve">The Elements of Style</w:t>
+          <w:t xml:space="preserve">https://www.gutenberg.org/ebooks/37134</w:t>
         </w:r>
-      </w:ins>
-      <w:ins w:id="86" w:author="PR Preview" w:date="2026-01-01T00:00:00Z">
-        <w:r>
-          <w:t xml:space="preserve">. Harcourt, Brace; Howe.</w:t>
-        </w:r>
-      </w:ins>
-      <w:ins w:id="87" w:author="PR Preview" w:date="2026-01-01T00:00:00Z">
-        <w:r>
-          <w:t xml:space="preserve"> </w:t>
-        </w:r>
-      </w:ins>
-      <w:hyperlink r:id="rId36">
-        <w:ins w:id="88" w:author="PR Preview" w:date="2026-01-01T00:00:00Z">
-          <w:r>
-            <w:rPr>
-              <w:rStyle w:val="Hyperlink"/>
-            </w:rPr>
-            <w:t xml:space="preserve">https://www.gutenberg.org/ebooks/37134</w:t>
-          </w:r>
-        </w:ins>
       </w:hyperlink>
-      <w:ins w:id="89" w:author="PR Preview" w:date="2026-01-01T00:00:00Z">
-        <w:r>
-          <w:t xml:space="preserve">.</w:t>
-        </w:r>
-      </w:ins>
-    </w:p>
-    <w:bookmarkEnd w:id="37"/>
-    <w:bookmarkStart w:id="39" w:name="ref-hemingway_style"/>
+      <w:r>
+        <w:t xml:space="preserve">.</w:t>
+      </w:r>
+    </w:p>
+    <w:bookmarkEnd w:id="39"/>
+    <w:bookmarkStart w:id="41" w:name="ref-hemingway_style"/>
     <w:p>
       <w:pPr>
         <w:pStyle w:val="Bibliography"/>
@@ -3037,7 +2854,7 @@
       <w:r>
         <w:t xml:space="preserve"> </w:t>
       </w:r>
-      <w:hyperlink r:id="rId38">
+      <w:hyperlink r:id="rId40">
         <w:r>
           <w:rPr>
             <w:rStyle w:val="Hyperlink"/>
@@ -3049,8 +2866,8 @@
         <w:t xml:space="preserve">.</w:t>
       </w:r>
     </w:p>
-    <w:bookmarkEnd w:id="39"/>
-    <w:bookmarkStart w:id="41" w:name="ref-caesar_gallic"/>
+    <w:bookmarkEnd w:id="41"/>
+    <w:bookmarkStart w:id="43" w:name="ref-caesar_gallic"/>
     <w:p>
       <w:pPr>
         <w:pStyle w:val="Bibliography"/>
@@ -3109,7 +2926,7 @@
       <w:r>
         <w:t xml:space="preserve"> </w:t>
       </w:r>
-      <w:hyperlink r:id="rId40">
+      <w:hyperlink r:id="rId42">
         <w:r>
           <w:rPr>
             <w:rStyle w:val="Hyperlink"/>
@@ -3121,9 +2938,9 @@
         <w:t xml:space="preserve">.</w:t>
       </w:r>
     </w:p>
-    <w:bookmarkEnd w:id="41"/>
-    <w:bookmarkEnd w:id="42"/>
     <w:bookmarkEnd w:id="43"/>
+    <w:bookmarkEnd w:id="44"/>
+    <w:bookmarkEnd w:id="45"/>
     <w:sectPr>
       <w:footnotePr>
         <w:numRestart w:val="eachSect"/>
